--- a/backend_api/templates/cargo_condition_template.docx
+++ b/backend_api/templates/cargo_condition_template.docx
@@ -10,43 +10,35 @@
         <w:t xml:space="preserve"> </w:t>
       </w:r>
       <w:r>
-        <w:t>Pu</w:t>
-      </w:r>
-      <w:r>
-        <w:t>ntarenas</w:t>
+        <w:t>{</w:t>
+      </w:r>
+      <w:proofErr w:type="spellStart"/>
+      <w:r>
+        <w:t>port</w:t>
+      </w:r>
+      <w:proofErr w:type="spellEnd"/>
+      <w:r>
+        <w:t>}</w:t>
       </w:r>
       <w:r>
         <w:t xml:space="preserve">, </w:t>
       </w:r>
       <w:r>
-        <w:t xml:space="preserve">Costa Rica, </w:t>
-      </w:r>
-      <w:r>
-        <w:t>March</w:t>
-      </w:r>
-      <w:r>
-        <w:t xml:space="preserve"> </w:t>
-      </w:r>
-      <w:r>
-        <w:t>2</w:t>
-      </w:r>
-      <w:r>
-        <w:t>8</w:t>
-      </w:r>
-      <w:r>
-        <w:rPr>
-          <w:lang w:val="es-CR"/>
-        </w:rPr>
-        <w:t>,</w:t>
-      </w:r>
-      <w:r>
-        <w:t xml:space="preserve"> 20</w:t>
-      </w:r>
-      <w:r>
-        <w:t>2</w:t>
-      </w:r>
-      <w:r>
-        <w:t>4</w:t>
+        <w:t>{country}</w:t>
+      </w:r>
+      <w:r>
+        <w:t xml:space="preserve">, </w:t>
+      </w:r>
+      <w:r>
+        <w:t>{</w:t>
+      </w:r>
+      <w:proofErr w:type="spellStart"/>
+      <w:r>
+        <w:t>inspection_date</w:t>
+      </w:r>
+      <w:proofErr w:type="spellEnd"/>
+      <w:r>
+        <w:t>}</w:t>
       </w:r>
       <w:r>
         <w:t>.</w:t>
@@ -153,19 +145,33 @@
         <w:rPr>
           <w:lang w:val="en-US"/>
         </w:rPr>
-        <w:t xml:space="preserve"> of Wheat</w:t>
-      </w:r>
-      <w:r>
-        <w:rPr>
-          <w:lang w:val="en-US"/>
-        </w:rPr>
-        <w:t xml:space="preserve"> </w:t>
-      </w:r>
-      <w:r>
-        <w:rPr>
-          <w:lang w:val="en-US"/>
-        </w:rPr>
-        <w:t xml:space="preserve">cargo at </w:t>
+        <w:t xml:space="preserve"> of </w:t>
+      </w:r>
+      <w:r>
+        <w:rPr>
+          <w:lang w:val="en-US"/>
+        </w:rPr>
+        <w:t>{</w:t>
+      </w:r>
+      <w:proofErr w:type="spellStart"/>
+      <w:r>
+        <w:rPr>
+          <w:lang w:val="en-US"/>
+        </w:rPr>
+        <w:t>cargo_type</w:t>
+      </w:r>
+      <w:proofErr w:type="spellEnd"/>
+      <w:r>
+        <w:rPr>
+          <w:lang w:val="en-US"/>
+        </w:rPr>
+        <w:t>}</w:t>
+      </w:r>
+      <w:r>
+        <w:rPr>
+          <w:lang w:val="en-US"/>
+        </w:rPr>
+        <w:t xml:space="preserve"> at </w:t>
       </w:r>
       <w:r>
         <w:rPr>
@@ -187,7 +193,7 @@
           <w:bCs/>
           <w:lang w:val="en-US"/>
         </w:rPr>
-        <w:t>SOPHIA Z</w:t>
+        <w:t>{vessel}</w:t>
       </w:r>
       <w:r>
         <w:rPr>
@@ -199,19 +205,43 @@
         <w:rPr>
           <w:lang w:val="en-US"/>
         </w:rPr>
-        <w:t>Puerto Caldera</w:t>
-      </w:r>
-      <w:r>
-        <w:rPr>
-          <w:lang w:val="en-US"/>
-        </w:rPr>
-        <w:t xml:space="preserve"> –</w:t>
-      </w:r>
-      <w:r>
-        <w:rPr>
-          <w:lang w:val="en-US"/>
-        </w:rPr>
-        <w:t xml:space="preserve"> Costa Rica.</w:t>
+        <w:t xml:space="preserve">Puerto </w:t>
+      </w:r>
+      <w:r>
+        <w:rPr>
+          <w:lang w:val="en-US"/>
+        </w:rPr>
+        <w:t>{port}</w:t>
+      </w:r>
+      <w:r>
+        <w:rPr>
+          <w:lang w:val="en-US"/>
+        </w:rPr>
+        <w:t xml:space="preserve"> </w:t>
+      </w:r>
+      <w:r>
+        <w:rPr>
+          <w:lang w:val="en-US"/>
+        </w:rPr>
+        <w:t>–</w:t>
+      </w:r>
+      <w:r>
+        <w:rPr>
+          <w:lang w:val="en-US"/>
+        </w:rPr>
+        <w:t xml:space="preserve"> </w:t>
+      </w:r>
+      <w:r>
+        <w:rPr>
+          <w:lang w:val="en-US"/>
+        </w:rPr>
+        <w:t>{country}</w:t>
+      </w:r>
+      <w:r>
+        <w:rPr>
+          <w:lang w:val="en-US"/>
+        </w:rPr>
+        <w:t>.</w:t>
       </w:r>
     </w:p>
     <w:p>
@@ -294,7 +324,14 @@
         <w:rPr>
           <w:lang w:val="en-US"/>
         </w:rPr>
-        <w:t xml:space="preserve">               </w:t>
+        <w:t xml:space="preserve">             </w:t>
+      </w:r>
+      <w:proofErr w:type="gramStart"/>
+      <w:r>
+        <w:rPr>
+          <w:lang w:val="en-US"/>
+        </w:rPr>
+        <w:t xml:space="preserve">  </w:t>
       </w:r>
       <w:r>
         <w:rPr>
@@ -306,24 +343,23 @@
         <w:rPr>
           <w:lang w:val="en-US"/>
         </w:rPr>
-        <w:t>Pandi de Costa Rica, S.A</w:t>
-      </w:r>
-      <w:r>
-        <w:rPr>
-          <w:lang w:val="en-US"/>
-        </w:rPr>
-        <w:t>.</w:t>
-      </w:r>
-    </w:p>
-    <w:p>
-      <w:pPr>
-        <w:spacing w:before="80"/>
-        <w:jc w:val="both"/>
-        <w:rPr>
-          <w:smallCaps/>
-          <w:lang w:val="en-US"/>
-        </w:rPr>
-      </w:pPr>
+        <w:t>{</w:t>
+      </w:r>
+      <w:proofErr w:type="spellStart"/>
+      <w:proofErr w:type="gramEnd"/>
+      <w:r>
+        <w:rPr>
+          <w:lang w:val="en-US"/>
+        </w:rPr>
+        <w:t>requested_by</w:t>
+      </w:r>
+      <w:proofErr w:type="spellEnd"/>
+      <w:r>
+        <w:rPr>
+          <w:lang w:val="en-US"/>
+        </w:rPr>
+        <w:t>}</w:t>
+      </w:r>
     </w:p>
     <w:p>
       <w:pPr>
@@ -386,55 +422,113 @@
           <w:lang w:val="en-US"/>
         </w:rPr>
         <w:tab/>
-        <w:t xml:space="preserve">    </w:t>
-      </w:r>
-      <w:r>
-        <w:rPr>
-          <w:lang w:val="en-US"/>
-        </w:rPr>
-        <w:t>March</w:t>
-      </w:r>
-      <w:r>
-        <w:rPr>
-          <w:lang w:val="en-US"/>
-        </w:rPr>
         <w:t xml:space="preserve"> </w:t>
       </w:r>
-      <w:r>
-        <w:rPr>
-          <w:lang w:val="en-US"/>
-        </w:rPr>
-        <w:t>22</w:t>
-      </w:r>
-      <w:r>
-        <w:rPr>
-          <w:lang w:val="en-US"/>
-        </w:rPr>
-        <w:t xml:space="preserve">, 2024 at </w:t>
-      </w:r>
-      <w:r>
-        <w:rPr>
-          <w:lang w:val="en-US"/>
-        </w:rPr>
-        <w:t>07:</w:t>
-      </w:r>
-      <w:r>
-        <w:rPr>
-          <w:lang w:val="en-US"/>
-        </w:rPr>
-        <w:t>4</w:t>
-      </w:r>
-      <w:r>
-        <w:rPr>
-          <w:lang w:val="en-US"/>
-        </w:rPr>
-        <w:t>0</w:t>
-      </w:r>
-      <w:r>
-        <w:rPr>
-          <w:lang w:val="en-US"/>
-        </w:rPr>
-        <w:t xml:space="preserve"> LT.</w:t>
+      <w:proofErr w:type="gramStart"/>
+      <w:r>
+        <w:rPr>
+          <w:lang w:val="en-US"/>
+        </w:rPr>
+        <w:t xml:space="preserve">   </w:t>
+      </w:r>
+      <w:r>
+        <w:rPr>
+          <w:lang w:val="en-US"/>
+        </w:rPr>
+        <w:t>{</w:t>
+      </w:r>
+      <w:proofErr w:type="spellStart"/>
+      <w:proofErr w:type="gramEnd"/>
+      <w:r>
+        <w:rPr>
+          <w:lang w:val="en-US"/>
+        </w:rPr>
+        <w:t>arrival_date</w:t>
+      </w:r>
+      <w:proofErr w:type="spellEnd"/>
+      <w:r>
+        <w:rPr>
+          <w:lang w:val="en-US"/>
+        </w:rPr>
+        <w:t>}</w:t>
+      </w:r>
+      <w:r>
+        <w:rPr>
+          <w:lang w:val="en-US"/>
+        </w:rPr>
+        <w:t xml:space="preserve"> at </w:t>
+      </w:r>
+      <w:r>
+        <w:rPr>
+          <w:lang w:val="en-US"/>
+        </w:rPr>
+        <w:t>{</w:t>
+      </w:r>
+      <w:proofErr w:type="spellStart"/>
+      <w:r>
+        <w:rPr>
+          <w:lang w:val="en-US"/>
+        </w:rPr>
+        <w:t>arrival_hour</w:t>
+      </w:r>
+      <w:proofErr w:type="spellEnd"/>
+      <w:proofErr w:type="gramStart"/>
+      <w:r>
+        <w:rPr>
+          <w:lang w:val="en-US"/>
+        </w:rPr>
+        <w:t>}</w:t>
+      </w:r>
+      <w:r>
+        <w:rPr>
+          <w:lang w:val="en-US"/>
+        </w:rPr>
+        <w:t xml:space="preserve"> </w:t>
+      </w:r>
+      <w:r>
+        <w:rPr>
+          <w:lang w:val="en-US"/>
+        </w:rPr>
+        <w:t>:</w:t>
+      </w:r>
+      <w:proofErr w:type="gramEnd"/>
+      <w:r>
+        <w:rPr>
+          <w:lang w:val="en-US"/>
+        </w:rPr>
+        <w:t xml:space="preserve"> </w:t>
+      </w:r>
+      <w:r>
+        <w:rPr>
+          <w:lang w:val="en-US"/>
+        </w:rPr>
+        <w:t>{</w:t>
+      </w:r>
+      <w:proofErr w:type="spellStart"/>
+      <w:r>
+        <w:rPr>
+          <w:lang w:val="en-US"/>
+        </w:rPr>
+        <w:t>arrival_minute</w:t>
+      </w:r>
+      <w:proofErr w:type="spellEnd"/>
+      <w:r>
+        <w:rPr>
+          <w:lang w:val="en-US"/>
+        </w:rPr>
+        <w:t>}</w:t>
+      </w:r>
+      <w:r>
+        <w:rPr>
+          <w:lang w:val="en-US"/>
+        </w:rPr>
+        <w:t xml:space="preserve"> </w:t>
+      </w:r>
+      <w:r>
+        <w:rPr>
+          <w:lang w:val="en-US"/>
+        </w:rPr>
+        <w:t>LT.</w:t>
       </w:r>
     </w:p>
     <w:p>
@@ -489,7 +583,21 @@
         <w:rPr>
           <w:lang w:val="en-US"/>
         </w:rPr>
-        <w:t xml:space="preserve">, 2024 at </w:t>
+        <w:t xml:space="preserve">, </w:t>
+      </w:r>
+      <w:proofErr w:type="gramStart"/>
+      <w:r>
+        <w:rPr>
+          <w:lang w:val="en-US"/>
+        </w:rPr>
+        <w:t>2024</w:t>
+      </w:r>
+      <w:proofErr w:type="gramEnd"/>
+      <w:r>
+        <w:rPr>
+          <w:lang w:val="en-US"/>
+        </w:rPr>
+        <w:t xml:space="preserve"> at </w:t>
       </w:r>
       <w:r>
         <w:rPr>
@@ -576,6 +684,7 @@
         <w:ind w:left="4950" w:hanging="3532"/>
         <w:rPr>
           <w:smallCaps/>
+          <w:color w:val="FF0000"/>
           <w:lang w:val="en-US"/>
         </w:rPr>
       </w:pPr>
@@ -595,13 +704,27 @@
         <w:rPr>
           <w:lang w:val="en-US"/>
         </w:rPr>
-        <w:t xml:space="preserve">     Mitzelas Nikolaos</w:t>
-      </w:r>
-      <w:r>
-        <w:rPr>
-          <w:lang w:val="en-US"/>
-        </w:rPr>
-        <w:t>.</w:t>
+        <w:t xml:space="preserve">  </w:t>
+      </w:r>
+      <w:proofErr w:type="gramStart"/>
+      <w:r>
+        <w:rPr>
+          <w:lang w:val="en-US"/>
+        </w:rPr>
+        <w:t xml:space="preserve">   </w:t>
+      </w:r>
+      <w:r>
+        <w:rPr>
+          <w:lang w:val="en-US"/>
+        </w:rPr>
+        <w:t>{</w:t>
+      </w:r>
+      <w:proofErr w:type="gramEnd"/>
+      <w:r>
+        <w:rPr>
+          <w:lang w:val="en-US"/>
+        </w:rPr>
+        <w:t>master}</w:t>
       </w:r>
     </w:p>
     <w:p>
@@ -615,47 +738,43 @@
         </w:tabs>
         <w:spacing w:before="80"/>
         <w:ind w:left="4950" w:hanging="3532"/>
+        <w:jc w:val="both"/>
         <w:rPr>
           <w:smallCaps/>
-          <w:color w:val="FF0000"/>
-          <w:lang w:val="en-US"/>
-        </w:rPr>
-      </w:pPr>
-      <w:r>
-        <w:rPr>
-          <w:lang w:val="en-US"/>
-        </w:rPr>
-        <w:t>Chief Officer</w:t>
-      </w:r>
-      <w:r>
-        <w:rPr>
-          <w:lang w:val="en-US"/>
-        </w:rPr>
-        <w:t xml:space="preserve">                      </w:t>
-      </w:r>
-      <w:r>
-        <w:rPr>
-          <w:lang w:val="en-US"/>
-        </w:rPr>
-        <w:t xml:space="preserve">     Barillo Joseph Galila</w:t>
-      </w:r>
-      <w:r>
-        <w:rPr>
-          <w:lang w:val="en-US"/>
-        </w:rPr>
-        <w:t>.</w:t>
-      </w:r>
-    </w:p>
-    <w:p>
-      <w:pPr>
-        <w:spacing w:before="80"/>
-        <w:ind w:left="4950"/>
-        <w:jc w:val="both"/>
-        <w:rPr>
-          <w:smallCaps/>
-          <w:lang w:val="en-US"/>
-        </w:rPr>
-      </w:pPr>
+          <w:lang w:val="en-US"/>
+        </w:rPr>
+      </w:pPr>
+      <w:r>
+        <w:rPr>
+          <w:lang w:val="en-US"/>
+        </w:rPr>
+        <w:t xml:space="preserve">Chief Officer                      </w:t>
+      </w:r>
+      <w:r>
+        <w:rPr>
+          <w:lang w:val="en-US"/>
+        </w:rPr>
+        <w:t xml:space="preserve">  </w:t>
+      </w:r>
+      <w:proofErr w:type="gramStart"/>
+      <w:r>
+        <w:rPr>
+          <w:lang w:val="en-US"/>
+        </w:rPr>
+        <w:t xml:space="preserve">   </w:t>
+      </w:r>
+      <w:r>
+        <w:t>{</w:t>
+      </w:r>
+      <w:proofErr w:type="spellStart"/>
+      <w:proofErr w:type="gramEnd"/>
+      <w:r>
+        <w:t>chief_officer</w:t>
+      </w:r>
+      <w:proofErr w:type="spellEnd"/>
+      <w:r>
+        <w:t>}</w:t>
+      </w:r>
     </w:p>
     <w:p>
       <w:pPr>
@@ -672,6 +791,7 @@
           <w:lang w:val="en-US"/>
         </w:rPr>
       </w:pPr>
+      <w:proofErr w:type="gramStart"/>
       <w:r>
         <w:rPr>
           <w:b/>
@@ -680,7 +800,18 @@
           <w:u w:val="thick" w:color="3366FF"/>
           <w:lang w:val="en-US"/>
         </w:rPr>
-        <w:t xml:space="preserve">EXTRACT  TIME SHEET </w:t>
+        <w:t>EXTRACT  TIME</w:t>
+      </w:r>
+      <w:proofErr w:type="gramEnd"/>
+      <w:r>
+        <w:rPr>
+          <w:b/>
+          <w:smallCaps/>
+          <w:szCs w:val="24"/>
+          <w:u w:val="thick" w:color="3366FF"/>
+          <w:lang w:val="en-US"/>
+        </w:rPr>
+        <w:t xml:space="preserve"> SHEET </w:t>
       </w:r>
     </w:p>
     <w:p>
@@ -699,49 +830,71 @@
         <w:rPr>
           <w:lang w:val="en-US"/>
         </w:rPr>
-        <w:t xml:space="preserve">Vessel Arrived at sea buoy              </w:t>
-      </w:r>
-      <w:r>
-        <w:rPr>
-          <w:lang w:val="en-US"/>
-        </w:rPr>
-        <w:t>March 2</w:t>
-      </w:r>
-      <w:r>
-        <w:rPr>
-          <w:lang w:val="en-US"/>
-        </w:rPr>
-        <w:t>2</w:t>
-      </w:r>
-      <w:r>
-        <w:rPr>
-          <w:lang w:val="en-US"/>
-        </w:rPr>
-        <w:t xml:space="preserve">, 2024 at </w:t>
-      </w:r>
-      <w:r>
-        <w:rPr>
-          <w:lang w:val="en-US"/>
-        </w:rPr>
-        <w:t>13</w:t>
-      </w:r>
-      <w:r>
-        <w:rPr>
-          <w:lang w:val="en-US"/>
-        </w:rPr>
-        <w:t>:</w:t>
-      </w:r>
-      <w:r>
-        <w:rPr>
-          <w:lang w:val="en-US"/>
-        </w:rPr>
-        <w:t>30</w:t>
-      </w:r>
-      <w:r>
-        <w:rPr>
-          <w:lang w:val="en-US"/>
-        </w:rPr>
-        <w:t>LT</w:t>
+        <w:t xml:space="preserve">Vessel Arrived at sea buoy           </w:t>
+      </w:r>
+      <w:proofErr w:type="gramStart"/>
+      <w:r>
+        <w:rPr>
+          <w:lang w:val="en-US"/>
+        </w:rPr>
+        <w:t xml:space="preserve">   </w:t>
+      </w:r>
+      <w:r>
+        <w:rPr>
+          <w:lang w:val="en-US"/>
+        </w:rPr>
+        <w:t>{</w:t>
+      </w:r>
+      <w:proofErr w:type="gramEnd"/>
+      <w:r>
+        <w:rPr>
+          <w:lang w:val="en-US"/>
+        </w:rPr>
+        <w:t>time_0_date}</w:t>
+      </w:r>
+      <w:r>
+        <w:rPr>
+          <w:lang w:val="en-US"/>
+        </w:rPr>
+        <w:t xml:space="preserve"> at </w:t>
+      </w:r>
+      <w:r>
+        <w:rPr>
+          <w:lang w:val="en-US"/>
+        </w:rPr>
+        <w:t>{time_0_hour</w:t>
+      </w:r>
+      <w:proofErr w:type="gramStart"/>
+      <w:r>
+        <w:rPr>
+          <w:lang w:val="en-US"/>
+        </w:rPr>
+        <w:t>}</w:t>
+      </w:r>
+      <w:r>
+        <w:rPr>
+          <w:lang w:val="en-US"/>
+        </w:rPr>
+        <w:t xml:space="preserve"> :</w:t>
+      </w:r>
+      <w:proofErr w:type="gramEnd"/>
+      <w:r>
+        <w:rPr>
+          <w:lang w:val="en-US"/>
+        </w:rPr>
+        <w:t xml:space="preserve"> </w:t>
+      </w:r>
+      <w:r>
+        <w:rPr>
+          <w:lang w:val="en-US"/>
+        </w:rPr>
+        <w:t>{time_0_minute}</w:t>
+      </w:r>
+      <w:r>
+        <w:rPr>
+          <w:lang w:val="en-US"/>
+        </w:rPr>
+        <w:t xml:space="preserve"> LT</w:t>
       </w:r>
     </w:p>
     <w:p>
@@ -767,49 +920,77 @@
           <w:lang w:val="en-US"/>
         </w:rPr>
         <w:tab/>
-        <w:t xml:space="preserve">                 </w:t>
-      </w:r>
-      <w:r>
-        <w:rPr>
-          <w:lang w:val="en-US"/>
-        </w:rPr>
-        <w:t>March 2</w:t>
-      </w:r>
-      <w:r>
-        <w:rPr>
-          <w:lang w:val="en-US"/>
-        </w:rPr>
-        <w:t>2</w:t>
-      </w:r>
-      <w:r>
-        <w:rPr>
-          <w:lang w:val="en-US"/>
-        </w:rPr>
-        <w:t xml:space="preserve">, 2024 at </w:t>
-      </w:r>
-      <w:r>
-        <w:rPr>
-          <w:lang w:val="en-US"/>
-        </w:rPr>
-        <w:t>13</w:t>
-      </w:r>
-      <w:r>
-        <w:rPr>
-          <w:lang w:val="en-US"/>
-        </w:rPr>
-        <w:t>:</w:t>
-      </w:r>
-      <w:r>
-        <w:rPr>
-          <w:lang w:val="en-US"/>
-        </w:rPr>
-        <w:t>30</w:t>
-      </w:r>
-      <w:r>
-        <w:rPr>
-          <w:lang w:val="en-US"/>
-        </w:rPr>
-        <w:t xml:space="preserve"> LT</w:t>
+        <w:t xml:space="preserve">              </w:t>
+      </w:r>
+      <w:proofErr w:type="gramStart"/>
+      <w:r>
+        <w:rPr>
+          <w:lang w:val="en-US"/>
+        </w:rPr>
+        <w:t xml:space="preserve">   </w:t>
+      </w:r>
+      <w:r>
+        <w:rPr>
+          <w:lang w:val="en-US"/>
+        </w:rPr>
+        <w:t>{</w:t>
+      </w:r>
+      <w:proofErr w:type="gramEnd"/>
+      <w:r>
+        <w:rPr>
+          <w:lang w:val="en-US"/>
+        </w:rPr>
+        <w:t>time_1_date}</w:t>
+      </w:r>
+      <w:r>
+        <w:rPr>
+          <w:lang w:val="en-US"/>
+        </w:rPr>
+        <w:t xml:space="preserve"> at </w:t>
+      </w:r>
+      <w:r>
+        <w:rPr>
+          <w:lang w:val="en-US"/>
+        </w:rPr>
+        <w:t>{time_1_hour</w:t>
+      </w:r>
+      <w:proofErr w:type="gramStart"/>
+      <w:r>
+        <w:rPr>
+          <w:lang w:val="en-US"/>
+        </w:rPr>
+        <w:t>}</w:t>
+      </w:r>
+      <w:r>
+        <w:rPr>
+          <w:lang w:val="en-US"/>
+        </w:rPr>
+        <w:t xml:space="preserve"> :</w:t>
+      </w:r>
+      <w:proofErr w:type="gramEnd"/>
+      <w:r>
+        <w:rPr>
+          <w:lang w:val="en-US"/>
+        </w:rPr>
+        <w:t xml:space="preserve"> </w:t>
+      </w:r>
+      <w:r>
+        <w:rPr>
+          <w:lang w:val="en-US"/>
+        </w:rPr>
+        <w:t>{time_1_minute}</w:t>
+      </w:r>
+      <w:r>
+        <w:rPr>
+          <w:lang w:val="en-US"/>
+        </w:rPr>
+        <w:t xml:space="preserve"> </w:t>
+      </w:r>
+      <w:r>
+        <w:rPr>
+          <w:lang w:val="en-US"/>
+        </w:rPr>
+        <w:t xml:space="preserve">LT </w:t>
       </w:r>
     </w:p>
     <w:p>
@@ -835,43 +1016,99 @@
           <w:lang w:val="en-US"/>
         </w:rPr>
         <w:tab/>
-        <w:t xml:space="preserve">      </w:t>
-      </w:r>
-      <w:r>
-        <w:rPr>
-          <w:lang w:val="en-US"/>
-        </w:rPr>
-        <w:t>March 23</w:t>
-      </w:r>
-      <w:r>
-        <w:rPr>
-          <w:lang w:val="en-US"/>
-        </w:rPr>
-        <w:t xml:space="preserve">, 2024, at </w:t>
-      </w:r>
-      <w:r>
-        <w:rPr>
-          <w:lang w:val="en-US"/>
-        </w:rPr>
-        <w:t>10</w:t>
-      </w:r>
-      <w:r>
-        <w:rPr>
-          <w:lang w:val="en-US"/>
-        </w:rPr>
-        <w:t>:</w:t>
-      </w:r>
-      <w:r>
-        <w:rPr>
-          <w:lang w:val="en-US"/>
-        </w:rPr>
-        <w:t>5</w:t>
-      </w:r>
-      <w:r>
-        <w:rPr>
-          <w:lang w:val="en-US"/>
-        </w:rPr>
-        <w:t>0 LT</w:t>
+        <w:t xml:space="preserve">   </w:t>
+      </w:r>
+      <w:proofErr w:type="gramStart"/>
+      <w:r>
+        <w:rPr>
+          <w:lang w:val="en-US"/>
+        </w:rPr>
+        <w:t xml:space="preserve">   </w:t>
+      </w:r>
+      <w:r>
+        <w:rPr>
+          <w:lang w:val="en-US"/>
+        </w:rPr>
+        <w:t>{</w:t>
+      </w:r>
+      <w:proofErr w:type="gramEnd"/>
+      <w:r>
+        <w:rPr>
+          <w:lang w:val="en-US"/>
+        </w:rPr>
+        <w:t>time_2_</w:t>
+      </w:r>
+      <w:proofErr w:type="gramStart"/>
+      <w:r>
+        <w:rPr>
+          <w:lang w:val="en-US"/>
+        </w:rPr>
+        <w:t>date}</w:t>
+      </w:r>
+      <w:r>
+        <w:rPr>
+          <w:lang w:val="en-US"/>
+        </w:rPr>
+        <w:t>,</w:t>
+      </w:r>
+      <w:proofErr w:type="gramEnd"/>
+      <w:r>
+        <w:rPr>
+          <w:lang w:val="en-US"/>
+        </w:rPr>
+        <w:t xml:space="preserve"> </w:t>
+      </w:r>
+      <w:proofErr w:type="gramStart"/>
+      <w:r>
+        <w:rPr>
+          <w:lang w:val="en-US"/>
+        </w:rPr>
+        <w:t xml:space="preserve">at </w:t>
+      </w:r>
+      <w:r>
+        <w:rPr>
+          <w:lang w:val="en-US"/>
+        </w:rPr>
+        <w:t>{time</w:t>
+      </w:r>
+      <w:proofErr w:type="gramEnd"/>
+      <w:r>
+        <w:rPr>
+          <w:lang w:val="en-US"/>
+        </w:rPr>
+        <w:t>_2_hour</w:t>
+      </w:r>
+      <w:proofErr w:type="gramStart"/>
+      <w:r>
+        <w:rPr>
+          <w:lang w:val="en-US"/>
+        </w:rPr>
+        <w:t>}</w:t>
+      </w:r>
+      <w:r>
+        <w:rPr>
+          <w:lang w:val="en-US"/>
+        </w:rPr>
+        <w:t xml:space="preserve"> :</w:t>
+      </w:r>
+      <w:proofErr w:type="gramEnd"/>
+      <w:r>
+        <w:rPr>
+          <w:lang w:val="en-US"/>
+        </w:rPr>
+        <w:t xml:space="preserve"> </w:t>
+      </w:r>
+      <w:r>
+        <w:rPr>
+          <w:lang w:val="en-US"/>
+        </w:rPr>
+        <w:t>{time_2_minute}</w:t>
+      </w:r>
+      <w:r>
+        <w:rPr>
+          <w:lang w:val="en-US"/>
+        </w:rPr>
+        <w:t xml:space="preserve"> LT</w:t>
       </w:r>
     </w:p>
     <w:p>
@@ -890,43 +1127,71 @@
         <w:rPr>
           <w:lang w:val="en-US"/>
         </w:rPr>
-        <w:t xml:space="preserve">All fast                                              </w:t>
-      </w:r>
-      <w:r>
-        <w:rPr>
-          <w:lang w:val="en-US"/>
-        </w:rPr>
-        <w:t>March 2</w:t>
-      </w:r>
-      <w:r>
-        <w:rPr>
-          <w:lang w:val="en-US"/>
-        </w:rPr>
-        <w:t>8</w:t>
-      </w:r>
-      <w:r>
-        <w:rPr>
-          <w:lang w:val="en-US"/>
-        </w:rPr>
-        <w:t xml:space="preserve">, 2024 at </w:t>
-      </w:r>
-      <w:r>
-        <w:rPr>
-          <w:lang w:val="en-US"/>
-        </w:rPr>
-        <w:t>16</w:t>
-      </w:r>
-      <w:r>
-        <w:rPr>
-          <w:lang w:val="en-US"/>
-        </w:rPr>
-        <w:t>:</w:t>
-      </w:r>
-      <w:r>
-        <w:rPr>
-          <w:lang w:val="en-US"/>
-        </w:rPr>
-        <w:t>00</w:t>
+        <w:t xml:space="preserve">All fast                                           </w:t>
+      </w:r>
+      <w:proofErr w:type="gramStart"/>
+      <w:r>
+        <w:rPr>
+          <w:lang w:val="en-US"/>
+        </w:rPr>
+        <w:t xml:space="preserve">   </w:t>
+      </w:r>
+      <w:r>
+        <w:rPr>
+          <w:lang w:val="en-US"/>
+        </w:rPr>
+        <w:t>{</w:t>
+      </w:r>
+      <w:proofErr w:type="gramEnd"/>
+      <w:r>
+        <w:rPr>
+          <w:lang w:val="en-US"/>
+        </w:rPr>
+        <w:t>time_3_date}</w:t>
+      </w:r>
+      <w:r>
+        <w:rPr>
+          <w:lang w:val="en-US"/>
+        </w:rPr>
+        <w:t xml:space="preserve"> </w:t>
+      </w:r>
+      <w:r>
+        <w:rPr>
+          <w:lang w:val="en-US"/>
+        </w:rPr>
+        <w:t xml:space="preserve">at </w:t>
+      </w:r>
+      <w:r>
+        <w:rPr>
+          <w:lang w:val="en-US"/>
+        </w:rPr>
+        <w:t>{time_3_hour</w:t>
+      </w:r>
+      <w:proofErr w:type="gramStart"/>
+      <w:r>
+        <w:rPr>
+          <w:lang w:val="en-US"/>
+        </w:rPr>
+        <w:t>}</w:t>
+      </w:r>
+      <w:r>
+        <w:rPr>
+          <w:lang w:val="en-US"/>
+        </w:rPr>
+        <w:t xml:space="preserve"> :</w:t>
+      </w:r>
+      <w:proofErr w:type="gramEnd"/>
+      <w:r>
+        <w:rPr>
+          <w:lang w:val="en-US"/>
+        </w:rPr>
+        <w:t xml:space="preserve"> </w:t>
+      </w:r>
+      <w:r>
+        <w:rPr>
+          <w:lang w:val="en-US"/>
+        </w:rPr>
+        <w:t>{time_3_minute}</w:t>
       </w:r>
       <w:r>
         <w:rPr>
@@ -953,59 +1218,77 @@
         </w:rPr>
         <w:t xml:space="preserve">Free </w:t>
       </w:r>
+      <w:proofErr w:type="spellStart"/>
       <w:r>
         <w:rPr>
           <w:lang w:val="en-US"/>
         </w:rPr>
         <w:t>practique</w:t>
       </w:r>
-      <w:r>
-        <w:rPr>
-          <w:lang w:val="en-US"/>
-        </w:rPr>
-        <w:t xml:space="preserve">                                  </w:t>
-      </w:r>
-      <w:r>
-        <w:rPr>
-          <w:lang w:val="en-US"/>
-        </w:rPr>
-        <w:t>March 2</w:t>
-      </w:r>
-      <w:r>
-        <w:rPr>
-          <w:lang w:val="en-US"/>
-        </w:rPr>
-        <w:t>8</w:t>
-      </w:r>
-      <w:r>
-        <w:rPr>
-          <w:lang w:val="en-US"/>
-        </w:rPr>
-        <w:t xml:space="preserve">, 2024 at </w:t>
-      </w:r>
-      <w:r>
-        <w:rPr>
-          <w:lang w:val="en-US"/>
-        </w:rPr>
-        <w:t>16</w:t>
-      </w:r>
-      <w:r>
-        <w:rPr>
-          <w:lang w:val="en-US"/>
-        </w:rPr>
-        <w:t>:</w:t>
-      </w:r>
-      <w:r>
-        <w:rPr>
-          <w:lang w:val="en-US"/>
-        </w:rPr>
-        <w:t>5</w:t>
-      </w:r>
-      <w:r>
-        <w:rPr>
-          <w:lang w:val="en-US"/>
-        </w:rPr>
-        <w:t>0</w:t>
+      <w:proofErr w:type="spellEnd"/>
+      <w:r>
+        <w:rPr>
+          <w:lang w:val="en-US"/>
+        </w:rPr>
+        <w:t xml:space="preserve">                               </w:t>
+      </w:r>
+      <w:proofErr w:type="gramStart"/>
+      <w:r>
+        <w:rPr>
+          <w:lang w:val="en-US"/>
+        </w:rPr>
+        <w:t xml:space="preserve">   </w:t>
+      </w:r>
+      <w:r>
+        <w:rPr>
+          <w:lang w:val="en-US"/>
+        </w:rPr>
+        <w:t>{</w:t>
+      </w:r>
+      <w:proofErr w:type="gramEnd"/>
+      <w:r>
+        <w:rPr>
+          <w:lang w:val="en-US"/>
+        </w:rPr>
+        <w:t>time_4_date}</w:t>
+      </w:r>
+      <w:r>
+        <w:rPr>
+          <w:lang w:val="en-US"/>
+        </w:rPr>
+        <w:t xml:space="preserve"> at </w:t>
+      </w:r>
+      <w:r>
+        <w:rPr>
+          <w:lang w:val="en-US"/>
+        </w:rPr>
+        <w:t>{time_4_hour</w:t>
+      </w:r>
+      <w:proofErr w:type="gramStart"/>
+      <w:r>
+        <w:rPr>
+          <w:lang w:val="en-US"/>
+        </w:rPr>
+        <w:t>}</w:t>
+      </w:r>
+      <w:r>
+        <w:rPr>
+          <w:lang w:val="en-US"/>
+        </w:rPr>
+        <w:t xml:space="preserve"> :</w:t>
+      </w:r>
+      <w:proofErr w:type="gramEnd"/>
+      <w:r>
+        <w:rPr>
+          <w:lang w:val="en-US"/>
+        </w:rPr>
+        <w:t xml:space="preserve"> </w:t>
+      </w:r>
+      <w:r>
+        <w:rPr>
+          <w:lang w:val="en-US"/>
+        </w:rPr>
+        <w:t>{time_4_minute}</w:t>
       </w:r>
       <w:r>
         <w:rPr>
@@ -1038,49 +1321,77 @@
           <w:lang w:val="en-US"/>
         </w:rPr>
         <w:tab/>
-        <w:t xml:space="preserve">                           </w:t>
-      </w:r>
-      <w:r>
-        <w:rPr>
-          <w:lang w:val="en-US"/>
-        </w:rPr>
-        <w:t>March 2</w:t>
-      </w:r>
-      <w:r>
-        <w:rPr>
-          <w:lang w:val="en-US"/>
-        </w:rPr>
-        <w:t>8</w:t>
-      </w:r>
-      <w:r>
-        <w:rPr>
-          <w:lang w:val="en-US"/>
-        </w:rPr>
-        <w:t xml:space="preserve">, 2024 at </w:t>
-      </w:r>
-      <w:r>
-        <w:rPr>
-          <w:lang w:val="en-US"/>
-        </w:rPr>
-        <w:t>16</w:t>
-      </w:r>
-      <w:r>
-        <w:rPr>
-          <w:lang w:val="en-US"/>
-        </w:rPr>
-        <w:t>:</w:t>
-      </w:r>
-      <w:r>
-        <w:rPr>
-          <w:lang w:val="en-US"/>
-        </w:rPr>
-        <w:t>55</w:t>
-      </w:r>
-      <w:r>
-        <w:rPr>
-          <w:lang w:val="en-US"/>
-        </w:rPr>
-        <w:t xml:space="preserve"> LT </w:t>
+        <w:t xml:space="preserve">                        </w:t>
+      </w:r>
+      <w:proofErr w:type="gramStart"/>
+      <w:r>
+        <w:rPr>
+          <w:lang w:val="en-US"/>
+        </w:rPr>
+        <w:t xml:space="preserve">   </w:t>
+      </w:r>
+      <w:r>
+        <w:rPr>
+          <w:lang w:val="en-US"/>
+        </w:rPr>
+        <w:t>{</w:t>
+      </w:r>
+      <w:proofErr w:type="gramEnd"/>
+      <w:r>
+        <w:rPr>
+          <w:lang w:val="en-US"/>
+        </w:rPr>
+        <w:t>time_5_date}</w:t>
+      </w:r>
+      <w:r>
+        <w:rPr>
+          <w:lang w:val="en-US"/>
+        </w:rPr>
+        <w:t xml:space="preserve"> </w:t>
+      </w:r>
+      <w:r>
+        <w:rPr>
+          <w:lang w:val="en-US"/>
+        </w:rPr>
+        <w:t xml:space="preserve">at </w:t>
+      </w:r>
+      <w:r>
+        <w:rPr>
+          <w:lang w:val="en-US"/>
+        </w:rPr>
+        <w:t>{time_5_hour</w:t>
+      </w:r>
+      <w:proofErr w:type="gramStart"/>
+      <w:r>
+        <w:rPr>
+          <w:lang w:val="en-US"/>
+        </w:rPr>
+        <w:t>}</w:t>
+      </w:r>
+      <w:r>
+        <w:rPr>
+          <w:lang w:val="en-US"/>
+        </w:rPr>
+        <w:t xml:space="preserve"> :</w:t>
+      </w:r>
+      <w:proofErr w:type="gramEnd"/>
+      <w:r>
+        <w:rPr>
+          <w:lang w:val="en-US"/>
+        </w:rPr>
+        <w:t xml:space="preserve"> </w:t>
+      </w:r>
+      <w:r>
+        <w:rPr>
+          <w:lang w:val="en-US"/>
+        </w:rPr>
+        <w:t>{time_5_minute}</w:t>
+      </w:r>
+      <w:r>
+        <w:rPr>
+          <w:lang w:val="en-US"/>
+        </w:rPr>
+        <w:t xml:space="preserve"> LT</w:t>
       </w:r>
     </w:p>
     <w:p>
@@ -1099,49 +1410,71 @@
         <w:rPr>
           <w:lang w:val="en-US"/>
         </w:rPr>
-        <w:t xml:space="preserve">Discharging commenced                 </w:t>
-      </w:r>
-      <w:r>
-        <w:rPr>
-          <w:lang w:val="en-US"/>
-        </w:rPr>
-        <w:t xml:space="preserve">March </w:t>
-      </w:r>
-      <w:r>
-        <w:rPr>
-          <w:lang w:val="en-US"/>
-        </w:rPr>
-        <w:t>28</w:t>
-      </w:r>
-      <w:r>
-        <w:rPr>
-          <w:lang w:val="en-US"/>
-        </w:rPr>
-        <w:t xml:space="preserve">, 2024 at </w:t>
-      </w:r>
-      <w:r>
-        <w:rPr>
-          <w:lang w:val="en-US"/>
-        </w:rPr>
-        <w:t>17</w:t>
-      </w:r>
-      <w:r>
-        <w:rPr>
-          <w:lang w:val="en-US"/>
-        </w:rPr>
-        <w:t>:</w:t>
-      </w:r>
-      <w:r>
-        <w:rPr>
-          <w:lang w:val="en-US"/>
-        </w:rPr>
-        <w:t>55</w:t>
-      </w:r>
-      <w:r>
-        <w:rPr>
-          <w:lang w:val="en-US"/>
-        </w:rPr>
-        <w:t xml:space="preserve"> LT</w:t>
+        <w:t xml:space="preserve">Discharging commenced              </w:t>
+      </w:r>
+      <w:proofErr w:type="gramStart"/>
+      <w:r>
+        <w:rPr>
+          <w:lang w:val="en-US"/>
+        </w:rPr>
+        <w:t xml:space="preserve">   </w:t>
+      </w:r>
+      <w:r>
+        <w:rPr>
+          <w:lang w:val="en-US"/>
+        </w:rPr>
+        <w:t>{</w:t>
+      </w:r>
+      <w:proofErr w:type="gramEnd"/>
+      <w:r>
+        <w:rPr>
+          <w:lang w:val="en-US"/>
+        </w:rPr>
+        <w:t>time_6_date}</w:t>
+      </w:r>
+      <w:r>
+        <w:rPr>
+          <w:lang w:val="en-US"/>
+        </w:rPr>
+        <w:t xml:space="preserve"> at </w:t>
+      </w:r>
+      <w:r>
+        <w:rPr>
+          <w:lang w:val="en-US"/>
+        </w:rPr>
+        <w:t>{time_6_hour</w:t>
+      </w:r>
+      <w:proofErr w:type="gramStart"/>
+      <w:r>
+        <w:rPr>
+          <w:lang w:val="en-US"/>
+        </w:rPr>
+        <w:t>}</w:t>
+      </w:r>
+      <w:r>
+        <w:rPr>
+          <w:lang w:val="en-US"/>
+        </w:rPr>
+        <w:t xml:space="preserve"> :</w:t>
+      </w:r>
+      <w:proofErr w:type="gramEnd"/>
+      <w:r>
+        <w:rPr>
+          <w:lang w:val="en-US"/>
+        </w:rPr>
+        <w:t xml:space="preserve"> </w:t>
+      </w:r>
+      <w:r>
+        <w:rPr>
+          <w:lang w:val="en-US"/>
+        </w:rPr>
+        <w:t>{time_6_minute}</w:t>
+      </w:r>
+      <w:r>
+        <w:rPr>
+          <w:lang w:val="en-US"/>
+        </w:rPr>
+        <w:t xml:space="preserve"> LT </w:t>
       </w:r>
     </w:p>
     <w:p>
@@ -1160,19 +1493,77 @@
         <w:rPr>
           <w:lang w:val="en-US"/>
         </w:rPr>
-        <w:t xml:space="preserve">Discharging completed                    </w:t>
-      </w:r>
-      <w:r>
-        <w:rPr>
-          <w:lang w:val="en-US"/>
-        </w:rPr>
-        <w:t>March 30</w:t>
-      </w:r>
-      <w:r>
-        <w:rPr>
-          <w:lang w:val="en-US"/>
-        </w:rPr>
-        <w:t xml:space="preserve"> 2024 at 05:05 LT</w:t>
+        <w:t xml:space="preserve">Discharging completed                 </w:t>
+      </w:r>
+      <w:proofErr w:type="gramStart"/>
+      <w:r>
+        <w:rPr>
+          <w:lang w:val="en-US"/>
+        </w:rPr>
+        <w:t xml:space="preserve">   </w:t>
+      </w:r>
+      <w:r>
+        <w:rPr>
+          <w:lang w:val="en-US"/>
+        </w:rPr>
+        <w:t>{</w:t>
+      </w:r>
+      <w:proofErr w:type="gramEnd"/>
+      <w:r>
+        <w:rPr>
+          <w:lang w:val="en-US"/>
+        </w:rPr>
+        <w:t>time_7_date}</w:t>
+      </w:r>
+      <w:r>
+        <w:rPr>
+          <w:lang w:val="en-US"/>
+        </w:rPr>
+        <w:t xml:space="preserve"> </w:t>
+      </w:r>
+      <w:r>
+        <w:rPr>
+          <w:lang w:val="en-US"/>
+        </w:rPr>
+        <w:t xml:space="preserve">at </w:t>
+      </w:r>
+      <w:r>
+        <w:rPr>
+          <w:lang w:val="en-US"/>
+        </w:rPr>
+        <w:t>{time_7_hour</w:t>
+      </w:r>
+      <w:proofErr w:type="gramStart"/>
+      <w:r>
+        <w:rPr>
+          <w:lang w:val="en-US"/>
+        </w:rPr>
+        <w:t>}</w:t>
+      </w:r>
+      <w:r>
+        <w:rPr>
+          <w:lang w:val="en-US"/>
+        </w:rPr>
+        <w:t xml:space="preserve"> :</w:t>
+      </w:r>
+      <w:proofErr w:type="gramEnd"/>
+      <w:r>
+        <w:rPr>
+          <w:lang w:val="en-US"/>
+        </w:rPr>
+        <w:t xml:space="preserve"> </w:t>
+      </w:r>
+      <w:r>
+        <w:rPr>
+          <w:lang w:val="en-US"/>
+        </w:rPr>
+        <w:t>{time_7_hour}</w:t>
+      </w:r>
+      <w:r>
+        <w:rPr>
+          <w:lang w:val="en-US"/>
+        </w:rPr>
+        <w:t xml:space="preserve"> LT</w:t>
       </w:r>
     </w:p>
     <w:p>
@@ -1241,61 +1632,13 @@
       <w:bookmarkStart w:id="0" w:name="OLE_LINK1"/>
       <w:bookmarkStart w:id="1" w:name="OLE_LINK2"/>
       <w:r>
-        <w:t xml:space="preserve">On </w:t>
-      </w:r>
-      <w:r>
-        <w:t>March 23</w:t>
-      </w:r>
-      <w:r>
-        <w:t>, 202</w:t>
-      </w:r>
-      <w:r>
-        <w:t>4</w:t>
-      </w:r>
-      <w:r>
-        <w:t xml:space="preserve">, at </w:t>
-      </w:r>
-      <w:r>
-        <w:t>1</w:t>
-      </w:r>
-      <w:r>
-        <w:t>0</w:t>
-      </w:r>
-      <w:r>
-        <w:t>:</w:t>
-      </w:r>
-      <w:r>
-        <w:t>40</w:t>
-      </w:r>
-      <w:r>
-        <w:t xml:space="preserve"> LT,</w:t>
-      </w:r>
-      <w:r>
-        <w:t xml:space="preserve"> the vessel was boarded</w:t>
-      </w:r>
-      <w:r>
-        <w:t xml:space="preserve"> at Puerto Caldera Bay</w:t>
-      </w:r>
-      <w:r>
-        <w:t xml:space="preserve">. A meeting was held with the </w:t>
-      </w:r>
-      <w:r>
-        <w:t>Master</w:t>
-      </w:r>
-      <w:r>
-        <w:t xml:space="preserve"> and the first officer, </w:t>
-      </w:r>
-      <w:r>
-        <w:t xml:space="preserve">requesting information about the </w:t>
-      </w:r>
-      <w:r>
-        <w:t>cargo</w:t>
-      </w:r>
-      <w:r>
-        <w:t xml:space="preserve"> and Sealing certificate from origin</w:t>
-      </w:r>
-      <w:r>
-        <w:t>.</w:t>
+        <w:t>{</w:t>
+      </w:r>
+      <w:r>
+        <w:rPr>
+          <w:lang w:val="es-CO"/>
+        </w:rPr>
+        <w:t>narrative_1}</w:t>
       </w:r>
     </w:p>
     <w:p>
@@ -1317,70 +1660,170 @@
         </w:numPr>
       </w:pPr>
       <w:r>
-        <w:t>Once she was berthed, and free practiced,</w:t>
-      </w:r>
-      <w:r>
-        <w:t xml:space="preserve"> </w:t>
-      </w:r>
-      <w:r>
-        <w:t xml:space="preserve">on </w:t>
-      </w:r>
-      <w:r>
-        <w:t>March 28</w:t>
-      </w:r>
-      <w:r>
-        <w:t xml:space="preserve"> </w:t>
-      </w:r>
-      <w:r>
-        <w:t xml:space="preserve">at </w:t>
-      </w:r>
-      <w:r>
-        <w:t>17</w:t>
-      </w:r>
-      <w:r>
-        <w:t>:</w:t>
-      </w:r>
-      <w:r>
-        <w:t>40</w:t>
-      </w:r>
-      <w:r>
-        <w:t xml:space="preserve"> LT,</w:t>
-      </w:r>
-      <w:r>
-        <w:t xml:space="preserve"> </w:t>
-      </w:r>
-      <w:r>
-        <w:t xml:space="preserve">proceeded to </w:t>
-      </w:r>
-      <w:r>
-        <w:t>inspect the</w:t>
-      </w:r>
-      <w:r>
-        <w:t xml:space="preserve"> hold </w:t>
-      </w:r>
-      <w:r>
-        <w:t>N°</w:t>
-      </w:r>
-      <w:r>
-        <w:t>4</w:t>
-      </w:r>
-      <w:r>
-        <w:t xml:space="preserve"> </w:t>
-      </w:r>
-      <w:r>
-        <w:t>in join</w:t>
-      </w:r>
-      <w:r>
-        <w:t xml:space="preserve"> with the </w:t>
-      </w:r>
-      <w:r>
-        <w:t>C/</w:t>
-      </w:r>
-      <w:r>
-        <w:t>officer</w:t>
-      </w:r>
-      <w:r>
-        <w:t>.</w:t>
+        <w:rPr>
+          <w:lang w:val="es-CO"/>
+        </w:rPr>
+        <w:t>{narrative_2}</w:t>
+      </w:r>
+    </w:p>
+    <w:p>
+      <w:pPr>
+        <w:pStyle w:val="ListParagraph"/>
+      </w:pPr>
+    </w:p>
+    <w:p>
+      <w:pPr>
+        <w:pStyle w:val="NormalJustificado"/>
+        <w:numPr>
+          <w:ilvl w:val="1"/>
+          <w:numId w:val="12"/>
+        </w:numPr>
+      </w:pPr>
+      <w:r>
+        <w:rPr>
+          <w:lang w:val="es-CO"/>
+        </w:rPr>
+        <w:t>{narrative_3}</w:t>
+      </w:r>
+    </w:p>
+    <w:p>
+      <w:pPr>
+        <w:pStyle w:val="ListParagraph"/>
+      </w:pPr>
+    </w:p>
+    <w:p>
+      <w:pPr>
+        <w:pStyle w:val="NormalJustificado"/>
+        <w:numPr>
+          <w:ilvl w:val="1"/>
+          <w:numId w:val="12"/>
+        </w:numPr>
+      </w:pPr>
+      <w:r>
+        <w:rPr>
+          <w:lang w:val="es-CO"/>
+        </w:rPr>
+        <w:t>{narrative_4}</w:t>
+      </w:r>
+    </w:p>
+    <w:p>
+      <w:pPr>
+        <w:pStyle w:val="ListParagraph"/>
+      </w:pPr>
+    </w:p>
+    <w:p>
+      <w:pPr>
+        <w:pStyle w:val="NormalJustificado"/>
+        <w:numPr>
+          <w:ilvl w:val="1"/>
+          <w:numId w:val="12"/>
+        </w:numPr>
+      </w:pPr>
+      <w:r>
+        <w:rPr>
+          <w:lang w:val="es-CO"/>
+        </w:rPr>
+        <w:t>{narrative_4}</w:t>
+      </w:r>
+    </w:p>
+    <w:p>
+      <w:pPr>
+        <w:pStyle w:val="ListParagraph"/>
+      </w:pPr>
+    </w:p>
+    <w:p>
+      <w:pPr>
+        <w:pStyle w:val="NormalJustificado"/>
+        <w:numPr>
+          <w:ilvl w:val="1"/>
+          <w:numId w:val="12"/>
+        </w:numPr>
+      </w:pPr>
+      <w:r>
+        <w:rPr>
+          <w:lang w:val="es-CO"/>
+        </w:rPr>
+        <w:t>{narrative_5}</w:t>
+      </w:r>
+    </w:p>
+    <w:p>
+      <w:pPr>
+        <w:pStyle w:val="ListParagraph"/>
+      </w:pPr>
+    </w:p>
+    <w:p>
+      <w:pPr>
+        <w:pStyle w:val="NormalJustificado"/>
+        <w:numPr>
+          <w:ilvl w:val="1"/>
+          <w:numId w:val="12"/>
+        </w:numPr>
+      </w:pPr>
+      <w:r>
+        <w:rPr>
+          <w:lang w:val="es-CO"/>
+        </w:rPr>
+        <w:t>{narrative_6}</w:t>
+      </w:r>
+    </w:p>
+    <w:p>
+      <w:pPr>
+        <w:pStyle w:val="ListParagraph"/>
+      </w:pPr>
+    </w:p>
+    <w:p>
+      <w:pPr>
+        <w:pStyle w:val="NormalJustificado"/>
+        <w:numPr>
+          <w:ilvl w:val="1"/>
+          <w:numId w:val="12"/>
+        </w:numPr>
+      </w:pPr>
+      <w:r>
+        <w:rPr>
+          <w:lang w:val="es-CO"/>
+        </w:rPr>
+        <w:t>{narrative_7}</w:t>
+      </w:r>
+    </w:p>
+    <w:p>
+      <w:pPr>
+        <w:pStyle w:val="ListParagraph"/>
+      </w:pPr>
+    </w:p>
+    <w:p>
+      <w:pPr>
+        <w:pStyle w:val="NormalJustificado"/>
+        <w:numPr>
+          <w:ilvl w:val="1"/>
+          <w:numId w:val="12"/>
+        </w:numPr>
+      </w:pPr>
+      <w:r>
+        <w:rPr>
+          <w:lang w:val="es-CO"/>
+        </w:rPr>
+        <w:t>{narrative_8}</w:t>
+      </w:r>
+    </w:p>
+    <w:p>
+      <w:pPr>
+        <w:pStyle w:val="ListParagraph"/>
+      </w:pPr>
+    </w:p>
+    <w:p>
+      <w:pPr>
+        <w:pStyle w:val="NormalJustificado"/>
+        <w:numPr>
+          <w:ilvl w:val="1"/>
+          <w:numId w:val="12"/>
+        </w:numPr>
+      </w:pPr>
+      <w:r>
+        <w:rPr>
+          <w:lang w:val="es-CO"/>
+        </w:rPr>
+        <w:t>{narrative_9}</w:t>
       </w:r>
     </w:p>
     <w:p>
@@ -1444,32 +1887,10 @@
         <w:pStyle w:val="NormalJustificado"/>
       </w:pPr>
       <w:r>
-        <w:t>In</w:t>
-      </w:r>
-      <w:r>
-        <w:t xml:space="preserve"> the meeting, the captain did not make any comments to us about the negative cargo situation and authorized the inspection. We proceeded to carry out the </w:t>
-      </w:r>
-      <w:r>
-        <w:t xml:space="preserve">unsealing and </w:t>
-      </w:r>
-      <w:r>
-        <w:t xml:space="preserve">visual inspection in cargo hold </w:t>
-      </w:r>
-      <w:r>
-        <w:rPr>
-          <w:rFonts w:cs="Arial"/>
-          <w:lang w:val="en-GB"/>
-        </w:rPr>
-        <w:t>Nº</w:t>
-      </w:r>
-      <w:r>
-        <w:t xml:space="preserve"> </w:t>
-      </w:r>
-      <w:r>
-        <w:t>4</w:t>
-      </w:r>
-      <w:r>
-        <w:t>.</w:t>
+        <w:rPr>
+          <w:lang w:val="es-CO"/>
+        </w:rPr>
+        <w:t>{findings_1}</w:t>
       </w:r>
     </w:p>
     <w:p>
@@ -1487,49 +1908,10 @@
         <w:pStyle w:val="NormalJustificado"/>
       </w:pPr>
       <w:r>
-        <w:t>At bay t</w:t>
-      </w:r>
-      <w:r>
-        <w:t xml:space="preserve">he inspection was carried </w:t>
-      </w:r>
-      <w:r>
-        <w:t xml:space="preserve">out jointly </w:t>
-      </w:r>
-      <w:r>
-        <w:t>by the vessel's chief officer</w:t>
-      </w:r>
-      <w:r>
-        <w:t>, t</w:t>
-      </w:r>
-      <w:r>
-        <w:t>he seals were found according of the Sealing certificate from origin</w:t>
-      </w:r>
-      <w:r>
-        <w:t xml:space="preserve">. </w:t>
-      </w:r>
-      <w:r>
-        <w:t>The cargo hold was carefully inspected, having carried out a visual inspection</w:t>
-      </w:r>
-      <w:r>
-        <w:t>, n</w:t>
-      </w:r>
-      <w:r>
-        <w:t>o signs of humidity or other visible damage or pests were found</w:t>
-      </w:r>
-      <w:r>
-        <w:t xml:space="preserve"> at bay. (See Pictures from 0</w:t>
-      </w:r>
-      <w:r>
-        <w:t>2</w:t>
-      </w:r>
-      <w:r>
-        <w:t xml:space="preserve"> to </w:t>
-      </w:r>
-      <w:r>
-        <w:t>24</w:t>
-      </w:r>
-      <w:r>
-        <w:t>).</w:t>
+        <w:rPr>
+          <w:lang w:val="es-CO"/>
+        </w:rPr>
+        <w:t>{findings_2}</w:t>
       </w:r>
     </w:p>
     <w:p>
@@ -1547,88 +1929,10 @@
         <w:pStyle w:val="NormalJustificado"/>
       </w:pPr>
       <w:r>
-        <w:t xml:space="preserve">Once the vessel was alongside to pier </w:t>
-      </w:r>
-      <w:r>
-        <w:rPr>
-          <w:rFonts w:cs="Arial"/>
-          <w:lang w:val="en-GB"/>
-        </w:rPr>
-        <w:t>Nº</w:t>
-      </w:r>
-      <w:r>
-        <w:t xml:space="preserve"> 4, t</w:t>
-      </w:r>
-      <w:r>
-        <w:t xml:space="preserve">he inspection of cargo hold </w:t>
-      </w:r>
-      <w:r>
-        <w:rPr>
-          <w:rFonts w:cs="Arial"/>
-          <w:lang w:val="en-GB"/>
-        </w:rPr>
-        <w:t>Nº</w:t>
-      </w:r>
-      <w:r>
-        <w:rPr>
-          <w:b/>
-          <w:color w:val="0000FF"/>
-          <w:sz w:val="18"/>
-          <w:szCs w:val="18"/>
-          <w:vertAlign w:val="superscript"/>
-          <w14:shadow w14:blurRad="0" w14:dist="25400" w14:dir="13500000" w14:sx="0" w14:sy="0" w14:kx="0" w14:ky="0" w14:algn="none">
-            <w14:srgbClr w14:val="000000">
-              <w14:alpha w14:val="50000"/>
-            </w14:srgbClr>
-          </w14:shadow>
-          <w14:textOutline w14:w="9525" w14:cap="flat" w14:cmpd="sng" w14:algn="ctr">
-            <w14:solidFill>
-              <w14:schemeClr w14:val="bg1">
-                <w14:alpha w14:val="50000"/>
-                <w14:lumMod w14:val="75000"/>
-              </w14:schemeClr>
-            </w14:solidFill>
-            <w14:prstDash w14:val="solid"/>
-            <w14:round/>
-          </w14:textOutline>
-        </w:rPr>
-        <w:t xml:space="preserve"> </w:t>
-      </w:r>
-      <w:r>
-        <w:t>4</w:t>
-      </w:r>
-      <w:r>
-        <w:t xml:space="preserve"> was carried out jointly by the vessel's chief officer.</w:t>
-      </w:r>
-      <w:r>
-        <w:t xml:space="preserve"> </w:t>
-      </w:r>
-      <w:r>
-        <w:t>The cargo hold was carefully inspected</w:t>
-      </w:r>
-      <w:r>
-        <w:t xml:space="preserve"> and was </w:t>
-      </w:r>
-      <w:r>
-        <w:t>found</w:t>
-      </w:r>
-      <w:r>
-        <w:t xml:space="preserve"> in the same condition on arrival. (See Pictures from </w:t>
-      </w:r>
-      <w:r>
-        <w:t>26</w:t>
-      </w:r>
-      <w:r>
-        <w:t xml:space="preserve"> to </w:t>
-      </w:r>
-      <w:r>
-        <w:t>48</w:t>
-      </w:r>
-      <w:r>
-        <w:t>)</w:t>
-      </w:r>
-      <w:r>
-        <w:t>.</w:t>
+        <w:rPr>
+          <w:lang w:val="es-CO"/>
+        </w:rPr>
+        <w:t>{findings_3}</w:t>
       </w:r>
     </w:p>
     <w:p>
@@ -1644,52 +1948,10 @@
         <w:pStyle w:val="NormalJustificado"/>
       </w:pPr>
       <w:r>
-        <w:t xml:space="preserve">During discharge operation the cargo was </w:t>
-      </w:r>
-      <w:r>
-        <w:t>reviewed</w:t>
-      </w:r>
-      <w:r>
-        <w:t xml:space="preserve"> </w:t>
-      </w:r>
-      <w:r>
-        <w:t xml:space="preserve">from the beginning to the end. </w:t>
-      </w:r>
-      <w:r>
-        <w:t xml:space="preserve">Throughout the entire discharge process, no visible damage to the cargo was observed. The </w:t>
-      </w:r>
-      <w:r>
-        <w:t>Wheat</w:t>
-      </w:r>
-      <w:r>
-        <w:t xml:space="preserve"> was observed in apparent good condition in its basic characteristics of color,</w:t>
-      </w:r>
-      <w:r>
-        <w:t xml:space="preserve"> </w:t>
-      </w:r>
-      <w:r>
-        <w:t>odor and shape in accordance with what is regularly observed in our experience.</w:t>
-      </w:r>
-      <w:r>
-        <w:t xml:space="preserve"> </w:t>
-      </w:r>
-      <w:r>
-        <w:t xml:space="preserve">(See Pictures from </w:t>
-      </w:r>
-      <w:r>
-        <w:t>49</w:t>
-      </w:r>
-      <w:r>
-        <w:t xml:space="preserve"> to </w:t>
-      </w:r>
-      <w:r>
-        <w:t>52</w:t>
-      </w:r>
-      <w:r>
-        <w:t>)</w:t>
-      </w:r>
-      <w:r>
-        <w:t>.</w:t>
+        <w:rPr>
+          <w:lang w:val="es-CO"/>
+        </w:rPr>
+        <w:t>{findings_4}</w:t>
       </w:r>
     </w:p>
     <w:p>
@@ -1702,17 +1964,90 @@
         <w:pStyle w:val="NormalJustificado"/>
       </w:pPr>
       <w:r>
-        <w:t xml:space="preserve">Cargo Hold </w:t>
-      </w:r>
-      <w:r>
-        <w:rPr>
-          <w:rFonts w:cs="Arial"/>
-          <w:lang w:val="en-GB"/>
-        </w:rPr>
-        <w:t>Nº</w:t>
-      </w:r>
-      <w:r>
-        <w:t xml:space="preserve"> 4 was sealed in Manholes and the Hatch cover controls after completed operation. (See Pictures from 53 to 59).</w:t>
+        <w:rPr>
+          <w:lang w:val="es-CO"/>
+        </w:rPr>
+        <w:t>{findings_5}</w:t>
+      </w:r>
+    </w:p>
+    <w:p>
+      <w:pPr>
+        <w:pStyle w:val="ListParagraph"/>
+      </w:pPr>
+    </w:p>
+    <w:p>
+      <w:pPr>
+        <w:pStyle w:val="NormalJustificado"/>
+      </w:pPr>
+      <w:r>
+        <w:rPr>
+          <w:lang w:val="es-CO"/>
+        </w:rPr>
+        <w:t>{findings_6}</w:t>
+      </w:r>
+    </w:p>
+    <w:p>
+      <w:pPr>
+        <w:pStyle w:val="ListParagraph"/>
+      </w:pPr>
+    </w:p>
+    <w:p>
+      <w:pPr>
+        <w:pStyle w:val="NormalJustificado"/>
+      </w:pPr>
+      <w:r>
+        <w:rPr>
+          <w:lang w:val="es-CO"/>
+        </w:rPr>
+        <w:t>{findings_6}</w:t>
+      </w:r>
+    </w:p>
+    <w:p>
+      <w:pPr>
+        <w:pStyle w:val="ListParagraph"/>
+      </w:pPr>
+    </w:p>
+    <w:p>
+      <w:pPr>
+        <w:pStyle w:val="NormalJustificado"/>
+      </w:pPr>
+      <w:r>
+        <w:rPr>
+          <w:lang w:val="es-CO"/>
+        </w:rPr>
+        <w:t>{findings_7}</w:t>
+      </w:r>
+    </w:p>
+    <w:p>
+      <w:pPr>
+        <w:pStyle w:val="ListParagraph"/>
+      </w:pPr>
+    </w:p>
+    <w:p>
+      <w:pPr>
+        <w:pStyle w:val="NormalJustificado"/>
+      </w:pPr>
+      <w:r>
+        <w:rPr>
+          <w:lang w:val="es-CO"/>
+        </w:rPr>
+        <w:t>{findings_9}</w:t>
+      </w:r>
+    </w:p>
+    <w:p>
+      <w:pPr>
+        <w:pStyle w:val="ListParagraph"/>
+      </w:pPr>
+    </w:p>
+    <w:p>
+      <w:pPr>
+        <w:pStyle w:val="NormalJustificado"/>
+      </w:pPr>
+      <w:r>
+        <w:rPr>
+          <w:lang w:val="es-CO"/>
+        </w:rPr>
+        <w:t>{findings_9}</w:t>
       </w:r>
     </w:p>
     <w:p>
@@ -1771,47 +2106,152 @@
     <w:p>
       <w:pPr>
         <w:pStyle w:val="NormalJustificado"/>
-        <w:numPr>
-          <w:ilvl w:val="0"/>
-          <w:numId w:val="0"/>
-        </w:numPr>
-      </w:pPr>
+        <w:rPr>
+          <w:u w:color="0000FF"/>
+        </w:rPr>
+      </w:pPr>
+      <w:r>
+        <w:rPr>
+          <w:u w:color="0000FF"/>
+          <w:lang w:val="es-CO"/>
+        </w:rPr>
+        <w:t>{findings_10}</w:t>
+      </w:r>
     </w:p>
     <w:p>
       <w:pPr>
         <w:pStyle w:val="NormalJustificado"/>
-        <w:numPr>
-          <w:ilvl w:val="0"/>
-          <w:numId w:val="0"/>
-        </w:numPr>
-      </w:pPr>
+        <w:rPr>
+          <w:u w:color="0000FF"/>
+        </w:rPr>
+      </w:pPr>
+      <w:r>
+        <w:rPr>
+          <w:u w:color="0000FF"/>
+          <w:lang w:val="es-CO"/>
+        </w:rPr>
+        <w:t>{remarks_1}</w:t>
+      </w:r>
     </w:p>
     <w:p>
       <w:pPr>
         <w:pStyle w:val="NormalJustificado"/>
-        <w:numPr>
-          <w:ilvl w:val="0"/>
-          <w:numId w:val="0"/>
-        </w:numPr>
-      </w:pPr>
+        <w:rPr>
+          <w:u w:color="0000FF"/>
+        </w:rPr>
+      </w:pPr>
+      <w:r>
+        <w:rPr>
+          <w:u w:color="0000FF"/>
+          <w:lang w:val="es-CO"/>
+        </w:rPr>
+        <w:t>{remarks_3}</w:t>
+      </w:r>
     </w:p>
     <w:p>
       <w:pPr>
         <w:pStyle w:val="NormalJustificado"/>
-        <w:numPr>
-          <w:ilvl w:val="0"/>
-          <w:numId w:val="0"/>
-        </w:numPr>
-      </w:pPr>
+        <w:rPr>
+          <w:u w:color="0000FF"/>
+        </w:rPr>
+      </w:pPr>
+      <w:r>
+        <w:rPr>
+          <w:u w:color="0000FF"/>
+          <w:lang w:val="es-CO"/>
+        </w:rPr>
+        <w:t>{remarks_3}</w:t>
+      </w:r>
     </w:p>
     <w:p>
       <w:pPr>
         <w:pStyle w:val="NormalJustificado"/>
-        <w:numPr>
-          <w:ilvl w:val="0"/>
-          <w:numId w:val="0"/>
-        </w:numPr>
-      </w:pPr>
+        <w:rPr>
+          <w:u w:color="0000FF"/>
+        </w:rPr>
+      </w:pPr>
+      <w:r>
+        <w:rPr>
+          <w:u w:color="0000FF"/>
+          <w:lang w:val="es-CO"/>
+        </w:rPr>
+        <w:t>{remarks_4}</w:t>
+      </w:r>
+    </w:p>
+    <w:p>
+      <w:pPr>
+        <w:pStyle w:val="NormalJustificado"/>
+        <w:rPr>
+          <w:u w:color="0000FF"/>
+        </w:rPr>
+      </w:pPr>
+      <w:r>
+        <w:rPr>
+          <w:u w:color="0000FF"/>
+          <w:lang w:val="es-CO"/>
+        </w:rPr>
+        <w:t>{remarks_5}</w:t>
+      </w:r>
+    </w:p>
+    <w:p>
+      <w:pPr>
+        <w:pStyle w:val="NormalJustificado"/>
+        <w:rPr>
+          <w:u w:color="0000FF"/>
+        </w:rPr>
+      </w:pPr>
+      <w:r>
+        <w:rPr>
+          <w:u w:color="0000FF"/>
+          <w:lang w:val="es-CO"/>
+        </w:rPr>
+        <w:t>{remarks_6}</w:t>
+      </w:r>
+    </w:p>
+    <w:p>
+      <w:pPr>
+        <w:pStyle w:val="NormalJustificado"/>
+        <w:rPr>
+          <w:u w:color="0000FF"/>
+        </w:rPr>
+      </w:pPr>
+      <w:r>
+        <w:rPr>
+          <w:u w:color="0000FF"/>
+          <w:lang w:val="es-CO"/>
+        </w:rPr>
+        <w:t>{remarks_7}</w:t>
+      </w:r>
+    </w:p>
+    <w:p>
+      <w:pPr>
+        <w:pStyle w:val="NormalJustificado"/>
+        <w:rPr>
+          <w:u w:color="0000FF"/>
+        </w:rPr>
+      </w:pPr>
+      <w:r>
+        <w:rPr>
+          <w:u w:color="0000FF"/>
+          <w:lang w:val="es-CO"/>
+        </w:rPr>
+        <w:t>{remarks_9}</w:t>
+      </w:r>
+    </w:p>
+    <w:p>
+      <w:pPr>
+        <w:pStyle w:val="NormalJustificado"/>
+        <w:rPr>
+          <w:u w:color="0000FF"/>
+        </w:rPr>
+      </w:pPr>
+      <w:r>
+        <w:rPr>
+          <w:u w:color="0000FF"/>
+          <w:lang w:val="es-CO"/>
+        </w:rPr>
+        <w:t>{remarks_9}</w:t>
+      </w:r>
     </w:p>
     <w:p>
       <w:pPr>
@@ -1851,6 +2291,156 @@
     <w:p>
       <w:pPr>
         <w:pStyle w:val="NormalJustificado"/>
+        <w:rPr>
+          <w:u w:color="3366FF"/>
+        </w:rPr>
+      </w:pPr>
+      <w:r>
+        <w:rPr>
+          <w:u w:color="3366FF"/>
+          <w:lang w:val="es-CO"/>
+        </w:rPr>
+        <w:t>{conclusion_1}</w:t>
+      </w:r>
+    </w:p>
+    <w:p>
+      <w:pPr>
+        <w:pStyle w:val="NormalJustificado"/>
+        <w:rPr>
+          <w:u w:color="3366FF"/>
+        </w:rPr>
+      </w:pPr>
+      <w:r>
+        <w:rPr>
+          <w:u w:color="3366FF"/>
+          <w:lang w:val="es-CO"/>
+        </w:rPr>
+        <w:t>{conclusion_1}</w:t>
+      </w:r>
+    </w:p>
+    <w:p>
+      <w:pPr>
+        <w:pStyle w:val="NormalJustificado"/>
+        <w:rPr>
+          <w:u w:color="3366FF"/>
+        </w:rPr>
+      </w:pPr>
+      <w:r>
+        <w:rPr>
+          <w:u w:color="3366FF"/>
+          <w:lang w:val="es-CO"/>
+        </w:rPr>
+        <w:t>{conclusion_2}</w:t>
+      </w:r>
+    </w:p>
+    <w:p>
+      <w:pPr>
+        <w:pStyle w:val="NormalJustificado"/>
+        <w:rPr>
+          <w:u w:color="3366FF"/>
+        </w:rPr>
+      </w:pPr>
+      <w:r>
+        <w:rPr>
+          <w:u w:color="3366FF"/>
+          <w:lang w:val="es-CO"/>
+        </w:rPr>
+        <w:t>{conclusion_3}</w:t>
+      </w:r>
+    </w:p>
+    <w:p>
+      <w:pPr>
+        <w:pStyle w:val="NormalJustificado"/>
+        <w:rPr>
+          <w:u w:color="3366FF"/>
+        </w:rPr>
+      </w:pPr>
+      <w:r>
+        <w:rPr>
+          <w:u w:color="3366FF"/>
+          <w:lang w:val="es-CO"/>
+        </w:rPr>
+        <w:t>{conclusion_4}</w:t>
+      </w:r>
+    </w:p>
+    <w:p>
+      <w:pPr>
+        <w:pStyle w:val="NormalJustificado"/>
+        <w:rPr>
+          <w:u w:color="3366FF"/>
+        </w:rPr>
+      </w:pPr>
+      <w:r>
+        <w:rPr>
+          <w:u w:color="3366FF"/>
+          <w:lang w:val="es-CO"/>
+        </w:rPr>
+        <w:t>{conclusion_5}</w:t>
+      </w:r>
+    </w:p>
+    <w:p>
+      <w:pPr>
+        <w:pStyle w:val="NormalJustificado"/>
+        <w:rPr>
+          <w:u w:color="3366FF"/>
+        </w:rPr>
+      </w:pPr>
+      <w:r>
+        <w:rPr>
+          <w:u w:color="3366FF"/>
+          <w:lang w:val="es-CO"/>
+        </w:rPr>
+        <w:t>{conclusion_6}</w:t>
+      </w:r>
+    </w:p>
+    <w:p>
+      <w:pPr>
+        <w:pStyle w:val="NormalJustificado"/>
+        <w:rPr>
+          <w:u w:color="3366FF"/>
+        </w:rPr>
+      </w:pPr>
+      <w:r>
+        <w:rPr>
+          <w:u w:color="3366FF"/>
+          <w:lang w:val="es-CO"/>
+        </w:rPr>
+        <w:t>{conclusion_7}</w:t>
+      </w:r>
+    </w:p>
+    <w:p>
+      <w:pPr>
+        <w:pStyle w:val="NormalJustificado"/>
+        <w:rPr>
+          <w:u w:color="3366FF"/>
+        </w:rPr>
+      </w:pPr>
+      <w:r>
+        <w:rPr>
+          <w:u w:color="3366FF"/>
+          <w:lang w:val="es-CO"/>
+        </w:rPr>
+        <w:t>{conclusion_8}</w:t>
+      </w:r>
+    </w:p>
+    <w:p>
+      <w:pPr>
+        <w:pStyle w:val="NormalJustificado"/>
+        <w:rPr>
+          <w:u w:color="3366FF"/>
+        </w:rPr>
+      </w:pPr>
+      <w:r>
+        <w:rPr>
+          <w:u w:color="3366FF"/>
+          <w:lang w:val="es-CO"/>
+        </w:rPr>
+        <w:t>{conclusion_9}</w:t>
+      </w:r>
+    </w:p>
+    <w:p>
+      <w:pPr>
+        <w:pStyle w:val="NormalJustificado"/>
         <w:numPr>
           <w:ilvl w:val="0"/>
           <w:numId w:val="0"/>
@@ -1863,30 +2453,6 @@
           <w:lang w:val="en-US"/>
         </w:rPr>
       </w:pPr>
-      <w:r>
-        <w:rPr>
-          <w:lang w:val="en-US"/>
-        </w:rPr>
-        <w:t>The cargo was found in apparent good condition</w:t>
-      </w:r>
-      <w:r>
-        <w:rPr>
-          <w:lang w:val="en-US"/>
-        </w:rPr>
-        <w:t xml:space="preserve"> and characteristics, colour, smell and shape </w:t>
-      </w:r>
-      <w:r>
-        <w:rPr>
-          <w:lang w:val="en-US"/>
-        </w:rPr>
-        <w:t>looks</w:t>
-      </w:r>
-      <w:r>
-        <w:rPr>
-          <w:lang w:val="en-US"/>
-        </w:rPr>
-        <w:t xml:space="preserve"> normally. No traces of humidity or pest were found.</w:t>
-      </w:r>
     </w:p>
     <w:p>
       <w:pPr>
@@ -1931,7 +2497,23 @@
           <w:b/>
           <w:lang w:val="en-US"/>
         </w:rPr>
-        <w:t>THIS BONAFIDE REPORT IS ISSUED WITHOUT PREJUDICE AND IS FOR THE BENEFIT OF WHOM IT MAY CONCERN, AND WE RESERVE OUR RIGHT TO AMEND AND/OR EXTEND THIS REPORT SHOULD NEW INFORMATION COME TO OUR KNOWLEDGE</w:t>
+        <w:t xml:space="preserve">THIS BONAFIDE REPORT </w:t>
+      </w:r>
+      <w:proofErr w:type="gramStart"/>
+      <w:r>
+        <w:rPr>
+          <w:b/>
+          <w:lang w:val="en-US"/>
+        </w:rPr>
+        <w:t>IS ISSUED</w:t>
+      </w:r>
+      <w:proofErr w:type="gramEnd"/>
+      <w:r>
+        <w:rPr>
+          <w:b/>
+          <w:lang w:val="en-US"/>
+        </w:rPr>
+        <w:t xml:space="preserve"> WITHOUT PREJUDICE AND IS FOR THE BENEFIT OF WHOM IT MAY CONCERN, AND WE RESERVE OUR RIGHT TO AMEND AND/OR EXTEND THIS REPORT SHOULD NEW INFORMATION COME TO OUR KNOWLEDGE</w:t>
       </w:r>
     </w:p>
     <w:p>
@@ -2110,7 +2692,35 @@
         <w:pStyle w:val="NormalJustificado"/>
       </w:pPr>
       <w:r>
-        <w:t>Link picture:</w:t>
+        <w:t xml:space="preserve">Link </w:t>
+      </w:r>
+      <w:proofErr w:type="gramStart"/>
+      <w:r>
+        <w:t>picture:</w:t>
+      </w:r>
+      <w:r>
+        <w:t xml:space="preserve"> </w:t>
+      </w:r>
+      <w:r>
+        <w:rPr>
+          <w:lang w:val="es-CO"/>
+        </w:rPr>
+        <w:t>{</w:t>
+      </w:r>
+      <w:proofErr w:type="spellStart"/>
+      <w:proofErr w:type="gramEnd"/>
+      <w:r>
+        <w:rPr>
+          <w:lang w:val="es-CO"/>
+        </w:rPr>
+        <w:t>link_picture</w:t>
+      </w:r>
+      <w:proofErr w:type="spellEnd"/>
+      <w:r>
+        <w:rPr>
+          <w:lang w:val="es-CO"/>
+        </w:rPr>
+        <w:t>}</w:t>
       </w:r>
     </w:p>
     <w:p>
@@ -2221,7 +2831,7 @@
         <w:sz w:val="16"/>
         <w:lang w:val="es-CR"/>
       </w:rPr>
-      <w:t>, Centro de Negoci</w:t>
+      <w:t xml:space="preserve">, </w:t>
     </w:r>
     <w:r>
       <w:rPr>
@@ -2229,7 +2839,7 @@
         <w:sz w:val="16"/>
         <w:lang w:val="es-CR"/>
       </w:rPr>
-      <w:t xml:space="preserve">os Venture X - </w:t>
+      <w:t>Plaza Aeropuerto local G-14</w:t>
     </w:r>
     <w:r>
       <w:rPr>
@@ -2237,6 +2847,14 @@
         <w:sz w:val="16"/>
         <w:lang w:val="es-CR"/>
       </w:rPr>
+      <w:t xml:space="preserve"> - </w:t>
+    </w:r>
+    <w:r>
+      <w:rPr>
+        <w:rFonts w:ascii="Century Gothic" w:hAnsi="Century Gothic"/>
+        <w:sz w:val="16"/>
+        <w:lang w:val="es-CR"/>
+      </w:rPr>
       <w:t xml:space="preserve">Phone (506) 8814-07-84 – (506) </w:t>
     </w:r>
     <w:r>
@@ -2245,7 +2863,7 @@
         <w:sz w:val="16"/>
         <w:lang w:val="es-CR"/>
       </w:rPr>
-      <w:t>4037-5903</w:t>
+      <w:t>4053-8352</w:t>
     </w:r>
   </w:p>
   <w:p>
@@ -2374,7 +2992,7 @@
               <v:stroke joinstyle="miter"/>
               <v:path gradientshapeok="t" o:connecttype="rect"/>
             </v:shapetype>
-            <v:shape id="Text Box 31" o:spid="_x0000_s1027" type="#_x0000_t202" style="position:absolute;margin-left:158.65pt;margin-top:2.5pt;width:165.35pt;height:18pt;z-index:251658752;visibility:visible;mso-wrap-style:square;mso-width-percent:0;mso-height-percent:0;mso-wrap-distance-left:9pt;mso-wrap-distance-top:0;mso-wrap-distance-right:9pt;mso-wrap-distance-bottom:0;mso-position-horizontal:absolute;mso-position-horizontal-relative:text;mso-position-vertical:absolute;mso-position-vertical-relative:text;mso-width-percent:0;mso-height-percent:0;mso-width-relative:page;mso-height-relative:page;v-text-anchor:top" o:gfxdata="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" filled="f" stroked="f">
+            <v:shape id="Text Box 31" o:spid="_x0000_s1026" type="#_x0000_t202" style="position:absolute;margin-left:158.65pt;margin-top:2.5pt;width:165.35pt;height:18pt;z-index:251658752;visibility:visible;mso-wrap-style:square;mso-width-percent:0;mso-height-percent:0;mso-wrap-distance-left:9pt;mso-wrap-distance-top:0;mso-wrap-distance-right:9pt;mso-wrap-distance-bottom:0;mso-position-horizontal:absolute;mso-position-horizontal-relative:text;mso-position-vertical:absolute;mso-position-vertical-relative:text;mso-width-percent:0;mso-height-percent:0;mso-width-relative:page;mso-height-relative:page;v-text-anchor:top" o:gfxdata="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" filled="f" stroked="f">
               <o:lock v:ext="edit" aspectratio="t"/>
               <v:textbox inset="0,0,0,0">
                 <w:txbxContent>
@@ -2483,9 +3101,27 @@
       <w:rPr>
         <w:color w:val="000000"/>
         <w:sz w:val="12"/>
-        <w:lang w:val="en-GB"/>
-      </w:rPr>
-      <w:t>1</w:t>
+        <w:lang w:val="en-US"/>
+      </w:rPr>
+      <w:t>{</w:t>
+    </w:r>
+    <w:proofErr w:type="spellStart"/>
+    <w:r>
+      <w:rPr>
+        <w:color w:val="000000"/>
+        <w:sz w:val="12"/>
+        <w:lang w:val="en-US"/>
+      </w:rPr>
+      <w:t>report_number</w:t>
+    </w:r>
+    <w:proofErr w:type="spellEnd"/>
+    <w:r>
+      <w:rPr>
+        <w:color w:val="000000"/>
+        <w:sz w:val="12"/>
+        <w:lang w:val="en-US"/>
+      </w:rPr>
+      <w:t>}</w:t>
     </w:r>
     <w:r>
       <w:rPr>
@@ -2493,7 +3129,7 @@
         <w:sz w:val="12"/>
         <w:lang w:val="en-GB"/>
       </w:rPr>
-      <w:t>819</w:t>
+      <w:t xml:space="preserve"> </w:t>
     </w:r>
     <w:r>
       <w:rPr>
@@ -2501,7 +3137,7 @@
         <w:sz w:val="12"/>
         <w:lang w:val="en-GB"/>
       </w:rPr>
-      <w:t>-</w:t>
+      <w:t>MV</w:t>
     </w:r>
     <w:r>
       <w:rPr>
@@ -2509,7 +3145,32 @@
         <w:sz w:val="12"/>
         <w:lang w:val="en-GB"/>
       </w:rPr>
-      <w:t>2</w:t>
+      <w:t xml:space="preserve"> </w:t>
+    </w:r>
+    <w:r>
+      <w:rPr>
+        <w:color w:val="000000"/>
+        <w:sz w:val="12"/>
+        <w:lang w:val="en-US"/>
+      </w:rPr>
+      <w:t>{</w:t>
+    </w:r>
+    <w:proofErr w:type="gramStart"/>
+    <w:r>
+      <w:rPr>
+        <w:color w:val="000000"/>
+        <w:sz w:val="12"/>
+        <w:lang w:val="en-US"/>
+      </w:rPr>
+      <w:t>vessel}</w:t>
+    </w:r>
+    <w:r>
+      <w:rPr>
+        <w:color w:val="000000"/>
+        <w:sz w:val="12"/>
+        <w:lang w:val="en-US"/>
+      </w:rPr>
+      <w:t xml:space="preserve"> </w:t>
     </w:r>
     <w:r>
       <w:rPr>
@@ -2517,79 +3178,31 @@
         <w:sz w:val="12"/>
         <w:lang w:val="en-GB"/>
       </w:rPr>
-      <w:t>8</w:t>
-    </w:r>
-    <w:r>
-      <w:rPr>
-        <w:color w:val="000000"/>
-        <w:sz w:val="12"/>
-        <w:lang w:val="en-GB"/>
-      </w:rPr>
-      <w:t>03</w:t>
-    </w:r>
-    <w:r>
-      <w:rPr>
-        <w:color w:val="000000"/>
-        <w:sz w:val="12"/>
-        <w:lang w:val="en-GB"/>
-      </w:rPr>
-      <w:t>-2024</w:t>
-    </w:r>
-    <w:r>
-      <w:rPr>
-        <w:color w:val="000000"/>
-        <w:sz w:val="12"/>
-        <w:lang w:val="en-GB"/>
-      </w:rPr>
       <w:t xml:space="preserve"> </w:t>
     </w:r>
     <w:r>
       <w:rPr>
         <w:color w:val="000000"/>
         <w:sz w:val="12"/>
-        <w:lang w:val="en-GB"/>
-      </w:rPr>
-      <w:t>MV</w:t>
+      </w:rPr>
+      <w:t>{</w:t>
     </w:r>
+    <w:proofErr w:type="spellStart"/>
+    <w:proofErr w:type="gramEnd"/>
     <w:r>
       <w:rPr>
         <w:color w:val="000000"/>
         <w:sz w:val="12"/>
-        <w:lang w:val="en-GB"/>
-      </w:rPr>
-      <w:t xml:space="preserve"> </w:t>
+      </w:rPr>
+      <w:t>operation</w:t>
     </w:r>
+    <w:proofErr w:type="spellEnd"/>
     <w:r>
       <w:rPr>
         <w:color w:val="000000"/>
         <w:sz w:val="12"/>
-        <w:lang w:val="en-GB"/>
-      </w:rPr>
-      <w:t>SOPHIA Z</w:t>
-    </w:r>
-    <w:r>
-      <w:rPr>
-        <w:color w:val="000000"/>
-        <w:sz w:val="12"/>
-        <w:lang w:val="en-GB"/>
-      </w:rPr>
-      <w:t xml:space="preserve"> </w:t>
-    </w:r>
-    <w:r>
-      <w:rPr>
-        <w:color w:val="000000"/>
-        <w:sz w:val="12"/>
-        <w:lang w:val="en-GB"/>
-      </w:rPr>
-      <w:t xml:space="preserve">CARGO </w:t>
-    </w:r>
-    <w:r>
-      <w:rPr>
-        <w:color w:val="000000"/>
-        <w:sz w:val="12"/>
-        <w:lang w:val="en-GB"/>
-      </w:rPr>
-      <w:t>INSPECTION</w:t>
+      </w:rPr>
+      <w:t>}</w:t>
     </w:r>
     <w:r>
       <w:rPr>
@@ -2798,12 +3411,109 @@
 <w:hdr xmlns:wpc="http://schemas.microsoft.com/office/word/2010/wordprocessingCanvas" xmlns:cx="http://schemas.microsoft.com/office/drawing/2014/chartex" xmlns:cx1="http://schemas.microsoft.com/office/drawing/2015/9/8/chartex" xmlns:cx2="http://schemas.microsoft.com/office/drawing/2015/10/21/chartex" xmlns:cx3="http://schemas.microsoft.com/office/drawing/2016/5/9/chartex" xmlns:cx4="http://schemas.microsoft.com/office/drawing/2016/5/10/chartex" xmlns:cx5="http://schemas.microsoft.com/office/drawing/2016/5/11/chartex" xmlns:cx6="http://schemas.microsoft.com/office/drawing/2016/5/12/chartex" xmlns:cx7="http://schemas.microsoft.com/office/drawing/2016/5/13/chartex" xmlns:cx8="http://schemas.microsoft.com/office/drawing/2016/5/14/chartex" xmlns:mc="http://schemas.openxmlformats.org/markup-compatibility/2006" xmlns:aink="http://schemas.microsoft.com/office/drawing/2016/ink" xmlns:am3d="http://schemas.microsoft.com/office/drawing/2017/model3d" xmlns:o="urn:schemas-microsoft-com:office:office" xmlns:oel="http://schemas.microsoft.com/office/2019/extlst" xmlns:r="http://schemas.openxmlformats.org/officeDocument/2006/relationships" xmlns:m="http://schemas.openxmlformats.org/officeDocument/2006/math" xmlns:v="urn:schemas-microsoft-com:vml" xmlns:wp14="http://schemas.microsoft.com/office/word/2010/wordprocessingDrawing" xmlns:wp="http://schemas.openxmlformats.org/drawingml/2006/wordprocessingDrawing" xmlns:w10="urn:schemas-microsoft-com:office:word" xmlns:w="http://schemas.openxmlformats.org/wordprocessingml/2006/main" xmlns:w14="http://schemas.microsoft.com/office/word/2010/wordml" xmlns:w15="http://schemas.microsoft.com/office/word/2012/wordml" xmlns:w16cex="http://schemas.microsoft.com/office/word/2018/wordml/cex" xmlns:w16cid="http://schemas.microsoft.com/office/word/2016/wordml/cid" xmlns:w16="http://schemas.microsoft.com/office/word/2018/wordml" xmlns:w16du="http://schemas.microsoft.com/office/word/2023/wordml/word16du" xmlns:w16sdtdh="http://schemas.microsoft.com/office/word/2020/wordml/sdtdatahash" xmlns:w16sdtfl="http://schemas.microsoft.com/office/word/2024/wordml/sdtformatlock" xmlns:w16se="http://schemas.microsoft.com/office/word/2015/wordml/symex" xmlns:wpg="http://schemas.microsoft.com/office/word/2010/wordprocessingGroup" xmlns:wpi="http://schemas.microsoft.com/office/word/2010/wordprocessingInk" xmlns:wne="http://schemas.microsoft.com/office/word/2006/wordml" xmlns:wps="http://schemas.microsoft.com/office/word/2010/wordprocessingShape" mc:Ignorable="w14 w15 w16se w16cid w16 w16cex w16sdtdh w16sdtfl w16du wp14">
   <w:p>
     <w:pPr>
-      <w:pStyle w:val="Header"/>
-      <w:ind w:hanging="540"/>
-      <w:rPr>
-        <w:lang w:val="en-US"/>
+      <w:rPr>
+        <w:b/>
+        <w:color w:val="000000"/>
+        <w:spacing w:val="22"/>
+        <w:sz w:val="20"/>
+        <w14:shadow w14:blurRad="50800" w14:dist="38100" w14:dir="2700000" w14:sx="100000" w14:sy="100000" w14:kx="0" w14:ky="0" w14:algn="tl">
+          <w14:srgbClr w14:val="000000">
+            <w14:alpha w14:val="60000"/>
+          </w14:srgbClr>
+        </w14:shadow>
       </w:rPr>
     </w:pPr>
+    <w:r>
+      <w:rPr>
+        <w:b/>
+        <w:color w:val="0000FF"/>
+        <w:spacing w:val="22"/>
+        <w:sz w:val="20"/>
+        <w14:shadow w14:blurRad="50800" w14:dist="38100" w14:dir="2700000" w14:sx="100000" w14:sy="100000" w14:kx="0" w14:ky="0" w14:algn="tl">
+          <w14:srgbClr w14:val="000000">
+            <w14:alpha w14:val="60000"/>
+          </w14:srgbClr>
+        </w14:shadow>
+      </w:rPr>
+      <w:t xml:space="preserve">                    </w:t>
+    </w:r>
+    <w:r>
+      <w:rPr>
+        <w:b/>
+        <w:color w:val="0000FF"/>
+        <w:spacing w:val="22"/>
+        <w:sz w:val="20"/>
+        <w14:shadow w14:blurRad="50800" w14:dist="38100" w14:dir="2700000" w14:sx="100000" w14:sy="100000" w14:kx="0" w14:ky="0" w14:algn="tl">
+          <w14:srgbClr w14:val="000000">
+            <w14:alpha w14:val="60000"/>
+          </w14:srgbClr>
+        </w14:shadow>
+      </w:rPr>
+      <w:t xml:space="preserve">CERT </w:t>
+    </w:r>
+    <w:proofErr w:type="spellStart"/>
+    <w:r>
+      <w:rPr>
+        <w:b/>
+        <w:color w:val="0000FF"/>
+        <w:spacing w:val="22"/>
+        <w:sz w:val="20"/>
+        <w14:shadow w14:blurRad="50800" w14:dist="38100" w14:dir="2700000" w14:sx="100000" w14:sy="100000" w14:kx="0" w14:ky="0" w14:algn="tl">
+          <w14:srgbClr w14:val="000000">
+            <w14:alpha w14:val="60000"/>
+          </w14:srgbClr>
+        </w14:shadow>
+      </w:rPr>
+      <w:t>Nº</w:t>
+    </w:r>
+    <w:proofErr w:type="spellEnd"/>
+    <w:r>
+      <w:t xml:space="preserve"> </w:t>
+    </w:r>
+    <w:r>
+      <w:rPr>
+        <w:b/>
+        <w:color w:val="000000"/>
+        <w:spacing w:val="22"/>
+        <w:sz w:val="20"/>
+        <w14:shadow w14:blurRad="50800" w14:dist="38100" w14:dir="2700000" w14:sx="100000" w14:sy="100000" w14:kx="0" w14:ky="0" w14:algn="tl">
+          <w14:srgbClr w14:val="000000">
+            <w14:alpha w14:val="60000"/>
+          </w14:srgbClr>
+        </w14:shadow>
+      </w:rPr>
+      <w:t>{</w:t>
+    </w:r>
+    <w:proofErr w:type="spellStart"/>
+    <w:r>
+      <w:rPr>
+        <w:b/>
+        <w:color w:val="000000"/>
+        <w:spacing w:val="22"/>
+        <w:sz w:val="20"/>
+        <w14:shadow w14:blurRad="50800" w14:dist="38100" w14:dir="2700000" w14:sx="100000" w14:sy="100000" w14:kx="0" w14:ky="0" w14:algn="tl">
+          <w14:srgbClr w14:val="000000">
+            <w14:alpha w14:val="60000"/>
+          </w14:srgbClr>
+        </w14:shadow>
+      </w:rPr>
+      <w:t>report_number</w:t>
+    </w:r>
+    <w:proofErr w:type="spellEnd"/>
+    <w:r>
+      <w:rPr>
+        <w:b/>
+        <w:color w:val="000000"/>
+        <w:spacing w:val="22"/>
+        <w:sz w:val="20"/>
+        <w14:shadow w14:blurRad="50800" w14:dist="38100" w14:dir="2700000" w14:sx="100000" w14:sy="100000" w14:kx="0" w14:ky="0" w14:algn="tl">
+          <w14:srgbClr w14:val="000000">
+            <w14:alpha w14:val="60000"/>
+          </w14:srgbClr>
+        </w14:shadow>
+      </w:rPr>
+      <w:t>}</w:t>
+    </w:r>
     <w:r>
       <w:rPr>
         <w:noProof/>
@@ -2879,440 +3589,6 @@
           </wp14:sizeRelV>
         </wp:anchor>
       </w:drawing>
-    </w:r>
-    <w:r>
-      <w:rPr>
-        <w:noProof/>
-        <w:lang w:val="es-ES" w:eastAsia="es-ES"/>
-      </w:rPr>
-      <mc:AlternateContent>
-        <mc:Choice Requires="wps">
-          <w:drawing>
-            <wp:anchor distT="0" distB="0" distL="114300" distR="114300" simplePos="0" relativeHeight="251656704" behindDoc="0" locked="0" layoutInCell="1" allowOverlap="1" wp14:anchorId="4D8F010E" wp14:editId="5CAF886A">
-              <wp:simplePos x="0" y="0"/>
-              <wp:positionH relativeFrom="column">
-                <wp:posOffset>4301490</wp:posOffset>
-              </wp:positionH>
-              <wp:positionV relativeFrom="paragraph">
-                <wp:posOffset>-19050</wp:posOffset>
-              </wp:positionV>
-              <wp:extent cx="1998345" cy="251460"/>
-              <wp:effectExtent l="0" t="0" r="1905" b="0"/>
-              <wp:wrapNone/>
-              <wp:docPr id="621882955" name="Text Box 5"/>
-              <wp:cNvGraphicFramePr>
-                <a:graphicFrameLocks xmlns:a="http://schemas.openxmlformats.org/drawingml/2006/main"/>
-              </wp:cNvGraphicFramePr>
-              <a:graphic xmlns:a="http://schemas.openxmlformats.org/drawingml/2006/main">
-                <a:graphicData uri="http://schemas.microsoft.com/office/word/2010/wordprocessingShape">
-                  <wps:wsp>
-                    <wps:cNvSpPr txBox="1">
-                      <a:spLocks noChangeArrowheads="1"/>
-                    </wps:cNvSpPr>
-                    <wps:spPr bwMode="auto">
-                      <a:xfrm>
-                        <a:off x="0" y="0"/>
-                        <a:ext cx="1998345" cy="251460"/>
-                      </a:xfrm>
-                      <a:prstGeom prst="rect">
-                        <a:avLst/>
-                      </a:prstGeom>
-                      <a:noFill/>
-                      <a:ln>
-                        <a:noFill/>
-                      </a:ln>
-                      <a:extLst>
-                        <a:ext uri="{909E8E84-426E-40DD-AFC4-6F175D3DCCD1}">
-                          <a14:hiddenFill xmlns:a14="http://schemas.microsoft.com/office/drawing/2010/main">
-                            <a:solidFill>
-                              <a:srgbClr val="FFFFFF"/>
-                            </a:solidFill>
-                          </a14:hiddenFill>
-                        </a:ext>
-                        <a:ext uri="{91240B29-F687-4F45-9708-019B960494DF}">
-                          <a14:hiddenLine xmlns:a14="http://schemas.microsoft.com/office/drawing/2010/main" w="9525">
-                            <a:solidFill>
-                              <a:srgbClr val="000000"/>
-                            </a:solidFill>
-                            <a:miter lim="800000"/>
-                            <a:headEnd/>
-                            <a:tailEnd/>
-                          </a14:hiddenLine>
-                        </a:ext>
-                      </a:extLst>
-                    </wps:spPr>
-                    <wps:txbx>
-                      <w:txbxContent>
-                        <w:p>
-                          <w:pPr>
-                            <w:rPr>
-                              <w:b/>
-                              <w:color w:val="000000"/>
-                              <w:spacing w:val="22"/>
-                              <w:sz w:val="20"/>
-                              <w14:shadow w14:blurRad="50800" w14:dist="38100" w14:dir="2700000" w14:sx="100000" w14:sy="100000" w14:kx="0" w14:ky="0" w14:algn="tl">
-                                <w14:srgbClr w14:val="000000">
-                                  <w14:alpha w14:val="60000"/>
-                                </w14:srgbClr>
-                              </w14:shadow>
-                            </w:rPr>
-                          </w:pPr>
-                          <w:r>
-                            <w:rPr>
-                              <w:b/>
-                              <w:color w:val="0000FF"/>
-                              <w:spacing w:val="22"/>
-                              <w:sz w:val="20"/>
-                              <w14:shadow w14:blurRad="50800" w14:dist="38100" w14:dir="2700000" w14:sx="100000" w14:sy="100000" w14:kx="0" w14:ky="0" w14:algn="tl">
-                                <w14:srgbClr w14:val="000000">
-                                  <w14:alpha w14:val="60000"/>
-                                </w14:srgbClr>
-                              </w14:shadow>
-                            </w:rPr>
-                            <w:t>CERT</w:t>
-                          </w:r>
-                          <w:r>
-                            <w:rPr>
-                              <w:b/>
-                              <w:color w:val="0000FF"/>
-                              <w:spacing w:val="22"/>
-                              <w:sz w:val="20"/>
-                              <w14:shadow w14:blurRad="50800" w14:dist="38100" w14:dir="2700000" w14:sx="100000" w14:sy="100000" w14:kx="0" w14:ky="0" w14:algn="tl">
-                                <w14:srgbClr w14:val="000000">
-                                  <w14:alpha w14:val="60000"/>
-                                </w14:srgbClr>
-                              </w14:shadow>
-                            </w:rPr>
-                            <w:t xml:space="preserve"> </w:t>
-                          </w:r>
-                          <w:r>
-                            <w:rPr>
-                              <w:b/>
-                              <w:color w:val="0000FF"/>
-                              <w:spacing w:val="22"/>
-                              <w:sz w:val="20"/>
-                              <w14:shadow w14:blurRad="50800" w14:dist="38100" w14:dir="2700000" w14:sx="100000" w14:sy="100000" w14:kx="0" w14:ky="0" w14:algn="tl">
-                                <w14:srgbClr w14:val="000000">
-                                  <w14:alpha w14:val="60000"/>
-                                </w14:srgbClr>
-                              </w14:shadow>
-                            </w:rPr>
-                            <w:t>Nº</w:t>
-                          </w:r>
-                          <w:r>
-                            <w:rPr>
-                              <w:b/>
-                              <w:color w:val="000000"/>
-                              <w:spacing w:val="22"/>
-                              <w:sz w:val="20"/>
-                              <w14:shadow w14:blurRad="50800" w14:dist="38100" w14:dir="2700000" w14:sx="100000" w14:sy="100000" w14:kx="0" w14:ky="0" w14:algn="tl">
-                                <w14:srgbClr w14:val="000000">
-                                  <w14:alpha w14:val="60000"/>
-                                </w14:srgbClr>
-                              </w14:shadow>
-                            </w:rPr>
-                            <w:t>1</w:t>
-                          </w:r>
-                          <w:r>
-                            <w:rPr>
-                              <w:b/>
-                              <w:color w:val="000000"/>
-                              <w:spacing w:val="22"/>
-                              <w:sz w:val="20"/>
-                              <w14:shadow w14:blurRad="50800" w14:dist="38100" w14:dir="2700000" w14:sx="100000" w14:sy="100000" w14:kx="0" w14:ky="0" w14:algn="tl">
-                                <w14:srgbClr w14:val="000000">
-                                  <w14:alpha w14:val="60000"/>
-                                </w14:srgbClr>
-                              </w14:shadow>
-                            </w:rPr>
-                            <w:t>819</w:t>
-                          </w:r>
-                          <w:r>
-                            <w:rPr>
-                              <w:b/>
-                              <w:color w:val="000000"/>
-                              <w:spacing w:val="22"/>
-                              <w:sz w:val="20"/>
-                              <w14:shadow w14:blurRad="50800" w14:dist="38100" w14:dir="2700000" w14:sx="100000" w14:sy="100000" w14:kx="0" w14:ky="0" w14:algn="tl">
-                                <w14:srgbClr w14:val="000000">
-                                  <w14:alpha w14:val="60000"/>
-                                </w14:srgbClr>
-                              </w14:shadow>
-                            </w:rPr>
-                            <w:t>-</w:t>
-                          </w:r>
-                          <w:r>
-                            <w:rPr>
-                              <w:b/>
-                              <w:color w:val="000000"/>
-                              <w:spacing w:val="22"/>
-                              <w:sz w:val="20"/>
-                              <w14:shadow w14:blurRad="50800" w14:dist="38100" w14:dir="2700000" w14:sx="100000" w14:sy="100000" w14:kx="0" w14:ky="0" w14:algn="tl">
-                                <w14:srgbClr w14:val="000000">
-                                  <w14:alpha w14:val="60000"/>
-                                </w14:srgbClr>
-                              </w14:shadow>
-                            </w:rPr>
-                            <w:t>2</w:t>
-                          </w:r>
-                          <w:r>
-                            <w:rPr>
-                              <w:b/>
-                              <w:color w:val="000000"/>
-                              <w:spacing w:val="22"/>
-                              <w:sz w:val="20"/>
-                              <w14:shadow w14:blurRad="50800" w14:dist="38100" w14:dir="2700000" w14:sx="100000" w14:sy="100000" w14:kx="0" w14:ky="0" w14:algn="tl">
-                                <w14:srgbClr w14:val="000000">
-                                  <w14:alpha w14:val="60000"/>
-                                </w14:srgbClr>
-                              </w14:shadow>
-                            </w:rPr>
-                            <w:t>8</w:t>
-                          </w:r>
-                          <w:r>
-                            <w:rPr>
-                              <w:b/>
-                              <w:color w:val="000000"/>
-                              <w:spacing w:val="22"/>
-                              <w:sz w:val="20"/>
-                              <w14:shadow w14:blurRad="50800" w14:dist="38100" w14:dir="2700000" w14:sx="100000" w14:sy="100000" w14:kx="0" w14:ky="0" w14:algn="tl">
-                                <w14:srgbClr w14:val="000000">
-                                  <w14:alpha w14:val="60000"/>
-                                </w14:srgbClr>
-                              </w14:shadow>
-                            </w:rPr>
-                            <w:t>0</w:t>
-                          </w:r>
-                          <w:r>
-                            <w:rPr>
-                              <w:b/>
-                              <w:color w:val="000000"/>
-                              <w:spacing w:val="22"/>
-                              <w:sz w:val="20"/>
-                              <w14:shadow w14:blurRad="50800" w14:dist="38100" w14:dir="2700000" w14:sx="100000" w14:sy="100000" w14:kx="0" w14:ky="0" w14:algn="tl">
-                                <w14:srgbClr w14:val="000000">
-                                  <w14:alpha w14:val="60000"/>
-                                </w14:srgbClr>
-                              </w14:shadow>
-                            </w:rPr>
-                            <w:t>3</w:t>
-                          </w:r>
-                          <w:r>
-                            <w:rPr>
-                              <w:b/>
-                              <w:color w:val="000000"/>
-                              <w:spacing w:val="22"/>
-                              <w:sz w:val="20"/>
-                              <w14:shadow w14:blurRad="50800" w14:dist="38100" w14:dir="2700000" w14:sx="100000" w14:sy="100000" w14:kx="0" w14:ky="0" w14:algn="tl">
-                                <w14:srgbClr w14:val="000000">
-                                  <w14:alpha w14:val="60000"/>
-                                </w14:srgbClr>
-                              </w14:shadow>
-                            </w:rPr>
-                            <w:t>-2024</w:t>
-                          </w:r>
-                        </w:p>
-                      </w:txbxContent>
-                    </wps:txbx>
-                    <wps:bodyPr rot="0" vert="horz" wrap="square" lIns="91440" tIns="45720" rIns="91440" bIns="45720" anchor="t" anchorCtr="0" upright="1">
-                      <a:noAutofit/>
-                    </wps:bodyPr>
-                  </wps:wsp>
-                </a:graphicData>
-              </a:graphic>
-              <wp14:sizeRelH relativeFrom="page">
-                <wp14:pctWidth>0</wp14:pctWidth>
-              </wp14:sizeRelH>
-              <wp14:sizeRelV relativeFrom="page">
-                <wp14:pctHeight>0</wp14:pctHeight>
-              </wp14:sizeRelV>
-            </wp:anchor>
-          </w:drawing>
-        </mc:Choice>
-        <mc:Fallback>
-          <w:pict>
-            <v:shapetype w14:anchorId="4D8F010E" id="_x0000_t202" coordsize="21600,21600" o:spt="202" path="m,l,21600r21600,l21600,xe">
-              <v:stroke joinstyle="miter"/>
-              <v:path gradientshapeok="t" o:connecttype="rect"/>
-            </v:shapetype>
-            <v:shape id="Text Box 5" o:spid="_x0000_s1026" type="#_x0000_t202" style="position:absolute;margin-left:338.7pt;margin-top:-1.5pt;width:157.35pt;height:19.8pt;z-index:251656704;visibility:visible;mso-wrap-style:square;mso-width-percent:0;mso-height-percent:0;mso-wrap-distance-left:9pt;mso-wrap-distance-top:0;mso-wrap-distance-right:9pt;mso-wrap-distance-bottom:0;mso-position-horizontal:absolute;mso-position-horizontal-relative:text;mso-position-vertical:absolute;mso-position-vertical-relative:text;mso-width-percent:0;mso-height-percent:0;mso-width-relative:page;mso-height-relative:page;v-text-anchor:top" o:gfxdata="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" filled="f" stroked="f">
-              <v:textbox>
-                <w:txbxContent>
-                  <w:p>
-                    <w:pPr>
-                      <w:rPr>
-                        <w:b/>
-                        <w:color w:val="000000"/>
-                        <w:spacing w:val="22"/>
-                        <w:sz w:val="20"/>
-                        <w14:shadow w14:blurRad="50800" w14:dist="38100" w14:dir="2700000" w14:sx="100000" w14:sy="100000" w14:kx="0" w14:ky="0" w14:algn="tl">
-                          <w14:srgbClr w14:val="000000">
-                            <w14:alpha w14:val="60000"/>
-                          </w14:srgbClr>
-                        </w14:shadow>
-                      </w:rPr>
-                    </w:pPr>
-                    <w:r>
-                      <w:rPr>
-                        <w:b/>
-                        <w:color w:val="0000FF"/>
-                        <w:spacing w:val="22"/>
-                        <w:sz w:val="20"/>
-                        <w14:shadow w14:blurRad="50800" w14:dist="38100" w14:dir="2700000" w14:sx="100000" w14:sy="100000" w14:kx="0" w14:ky="0" w14:algn="tl">
-                          <w14:srgbClr w14:val="000000">
-                            <w14:alpha w14:val="60000"/>
-                          </w14:srgbClr>
-                        </w14:shadow>
-                      </w:rPr>
-                      <w:t>CERT</w:t>
-                    </w:r>
-                    <w:r>
-                      <w:rPr>
-                        <w:b/>
-                        <w:color w:val="0000FF"/>
-                        <w:spacing w:val="22"/>
-                        <w:sz w:val="20"/>
-                        <w14:shadow w14:blurRad="50800" w14:dist="38100" w14:dir="2700000" w14:sx="100000" w14:sy="100000" w14:kx="0" w14:ky="0" w14:algn="tl">
-                          <w14:srgbClr w14:val="000000">
-                            <w14:alpha w14:val="60000"/>
-                          </w14:srgbClr>
-                        </w14:shadow>
-                      </w:rPr>
-                      <w:t xml:space="preserve"> </w:t>
-                    </w:r>
-                    <w:r>
-                      <w:rPr>
-                        <w:b/>
-                        <w:color w:val="0000FF"/>
-                        <w:spacing w:val="22"/>
-                        <w:sz w:val="20"/>
-                        <w14:shadow w14:blurRad="50800" w14:dist="38100" w14:dir="2700000" w14:sx="100000" w14:sy="100000" w14:kx="0" w14:ky="0" w14:algn="tl">
-                          <w14:srgbClr w14:val="000000">
-                            <w14:alpha w14:val="60000"/>
-                          </w14:srgbClr>
-                        </w14:shadow>
-                      </w:rPr>
-                      <w:t>Nº</w:t>
-                    </w:r>
-                    <w:r>
-                      <w:rPr>
-                        <w:b/>
-                        <w:color w:val="000000"/>
-                        <w:spacing w:val="22"/>
-                        <w:sz w:val="20"/>
-                        <w14:shadow w14:blurRad="50800" w14:dist="38100" w14:dir="2700000" w14:sx="100000" w14:sy="100000" w14:kx="0" w14:ky="0" w14:algn="tl">
-                          <w14:srgbClr w14:val="000000">
-                            <w14:alpha w14:val="60000"/>
-                          </w14:srgbClr>
-                        </w14:shadow>
-                      </w:rPr>
-                      <w:t>1</w:t>
-                    </w:r>
-                    <w:r>
-                      <w:rPr>
-                        <w:b/>
-                        <w:color w:val="000000"/>
-                        <w:spacing w:val="22"/>
-                        <w:sz w:val="20"/>
-                        <w14:shadow w14:blurRad="50800" w14:dist="38100" w14:dir="2700000" w14:sx="100000" w14:sy="100000" w14:kx="0" w14:ky="0" w14:algn="tl">
-                          <w14:srgbClr w14:val="000000">
-                            <w14:alpha w14:val="60000"/>
-                          </w14:srgbClr>
-                        </w14:shadow>
-                      </w:rPr>
-                      <w:t>819</w:t>
-                    </w:r>
-                    <w:r>
-                      <w:rPr>
-                        <w:b/>
-                        <w:color w:val="000000"/>
-                        <w:spacing w:val="22"/>
-                        <w:sz w:val="20"/>
-                        <w14:shadow w14:blurRad="50800" w14:dist="38100" w14:dir="2700000" w14:sx="100000" w14:sy="100000" w14:kx="0" w14:ky="0" w14:algn="tl">
-                          <w14:srgbClr w14:val="000000">
-                            <w14:alpha w14:val="60000"/>
-                          </w14:srgbClr>
-                        </w14:shadow>
-                      </w:rPr>
-                      <w:t>-</w:t>
-                    </w:r>
-                    <w:r>
-                      <w:rPr>
-                        <w:b/>
-                        <w:color w:val="000000"/>
-                        <w:spacing w:val="22"/>
-                        <w:sz w:val="20"/>
-                        <w14:shadow w14:blurRad="50800" w14:dist="38100" w14:dir="2700000" w14:sx="100000" w14:sy="100000" w14:kx="0" w14:ky="0" w14:algn="tl">
-                          <w14:srgbClr w14:val="000000">
-                            <w14:alpha w14:val="60000"/>
-                          </w14:srgbClr>
-                        </w14:shadow>
-                      </w:rPr>
-                      <w:t>2</w:t>
-                    </w:r>
-                    <w:r>
-                      <w:rPr>
-                        <w:b/>
-                        <w:color w:val="000000"/>
-                        <w:spacing w:val="22"/>
-                        <w:sz w:val="20"/>
-                        <w14:shadow w14:blurRad="50800" w14:dist="38100" w14:dir="2700000" w14:sx="100000" w14:sy="100000" w14:kx="0" w14:ky="0" w14:algn="tl">
-                          <w14:srgbClr w14:val="000000">
-                            <w14:alpha w14:val="60000"/>
-                          </w14:srgbClr>
-                        </w14:shadow>
-                      </w:rPr>
-                      <w:t>8</w:t>
-                    </w:r>
-                    <w:r>
-                      <w:rPr>
-                        <w:b/>
-                        <w:color w:val="000000"/>
-                        <w:spacing w:val="22"/>
-                        <w:sz w:val="20"/>
-                        <w14:shadow w14:blurRad="50800" w14:dist="38100" w14:dir="2700000" w14:sx="100000" w14:sy="100000" w14:kx="0" w14:ky="0" w14:algn="tl">
-                          <w14:srgbClr w14:val="000000">
-                            <w14:alpha w14:val="60000"/>
-                          </w14:srgbClr>
-                        </w14:shadow>
-                      </w:rPr>
-                      <w:t>0</w:t>
-                    </w:r>
-                    <w:r>
-                      <w:rPr>
-                        <w:b/>
-                        <w:color w:val="000000"/>
-                        <w:spacing w:val="22"/>
-                        <w:sz w:val="20"/>
-                        <w14:shadow w14:blurRad="50800" w14:dist="38100" w14:dir="2700000" w14:sx="100000" w14:sy="100000" w14:kx="0" w14:ky="0" w14:algn="tl">
-                          <w14:srgbClr w14:val="000000">
-                            <w14:alpha w14:val="60000"/>
-                          </w14:srgbClr>
-                        </w14:shadow>
-                      </w:rPr>
-                      <w:t>3</w:t>
-                    </w:r>
-                    <w:r>
-                      <w:rPr>
-                        <w:b/>
-                        <w:color w:val="000000"/>
-                        <w:spacing w:val="22"/>
-                        <w:sz w:val="20"/>
-                        <w14:shadow w14:blurRad="50800" w14:dist="38100" w14:dir="2700000" w14:sx="100000" w14:sy="100000" w14:kx="0" w14:ky="0" w14:algn="tl">
-                          <w14:srgbClr w14:val="000000">
-                            <w14:alpha w14:val="60000"/>
-                          </w14:srgbClr>
-                        </w14:shadow>
-                      </w:rPr>
-                      <w:t>-2024</w:t>
-                    </w:r>
-                  </w:p>
-                </w:txbxContent>
-              </v:textbox>
-            </v:shape>
-          </w:pict>
-        </mc:Fallback>
-      </mc:AlternateContent>
     </w:r>
   </w:p>
 </w:hdr>

--- a/backend_api/templates/cargo_condition_template.docx
+++ b/backend_api/templates/cargo_condition_template.docx
@@ -211,13 +211,7 @@
         <w:rPr>
           <w:lang w:val="en-US"/>
         </w:rPr>
-        <w:t>{port}</w:t>
-      </w:r>
-      <w:r>
-        <w:rPr>
-          <w:lang w:val="en-US"/>
-        </w:rPr>
-        <w:t xml:space="preserve"> </w:t>
+        <w:t xml:space="preserve">{port} </w:t>
       </w:r>
       <w:r>
         <w:rPr>
@@ -477,13 +471,7 @@
         <w:rPr>
           <w:lang w:val="en-US"/>
         </w:rPr>
-        <w:t>}</w:t>
-      </w:r>
-      <w:r>
-        <w:rPr>
-          <w:lang w:val="en-US"/>
-        </w:rPr>
-        <w:t xml:space="preserve"> </w:t>
+        <w:t xml:space="preserve">} </w:t>
       </w:r>
       <w:r>
         <w:rPr>
@@ -496,13 +484,7 @@
         <w:rPr>
           <w:lang w:val="en-US"/>
         </w:rPr>
-        <w:t xml:space="preserve"> </w:t>
-      </w:r>
-      <w:r>
-        <w:rPr>
-          <w:lang w:val="en-US"/>
-        </w:rPr>
-        <w:t>{</w:t>
+        <w:t xml:space="preserve"> {</w:t>
       </w:r>
       <w:proofErr w:type="spellStart"/>
       <w:r>
@@ -516,13 +498,7 @@
         <w:rPr>
           <w:lang w:val="en-US"/>
         </w:rPr>
-        <w:t>}</w:t>
-      </w:r>
-      <w:r>
-        <w:rPr>
-          <w:lang w:val="en-US"/>
-        </w:rPr>
-        <w:t xml:space="preserve"> </w:t>
+        <w:t xml:space="preserve">} </w:t>
       </w:r>
       <w:r>
         <w:rPr>
@@ -770,6 +746,183 @@
       <w:proofErr w:type="gramEnd"/>
       <w:r>
         <w:t>chief_officer</w:t>
+      </w:r>
+      <w:proofErr w:type="spellEnd"/>
+      <w:r>
+        <w:t>}</w:t>
+      </w:r>
+    </w:p>
+    <w:p>
+      <w:pPr>
+        <w:numPr>
+          <w:ilvl w:val="0"/>
+          <w:numId w:val="1"/>
+        </w:numPr>
+        <w:spacing w:before="280"/>
+        <w:jc w:val="both"/>
+        <w:rPr>
+          <w:smallCaps/>
+          <w:szCs w:val="24"/>
+          <w:u w:val="single" w:color="3366FF"/>
+          <w:lang w:val="en-US"/>
+        </w:rPr>
+      </w:pPr>
+      <w:r>
+        <w:rPr>
+          <w:b/>
+          <w:szCs w:val="24"/>
+          <w:u w:val="single" w:color="3366FF"/>
+          <w:lang w:val="en-US"/>
+        </w:rPr>
+        <w:t>THE VESSEL</w:t>
+      </w:r>
+    </w:p>
+    <w:p>
+      <w:pPr>
+        <w:pStyle w:val="NormalJustificado"/>
+      </w:pPr>
+      <w:r>
+        <w:t>Name</w:t>
+      </w:r>
+      <w:r>
+        <w:tab/>
+      </w:r>
+      <w:r>
+        <w:tab/>
+      </w:r>
+      <w:r>
+        <w:tab/>
+      </w:r>
+      <w:r>
+        <w:tab/>
+      </w:r>
+      <w:r>
+        <w:tab/>
+      </w:r>
+      <w:r>
+        <w:t>{vessel},</w:t>
+      </w:r>
+    </w:p>
+    <w:p>
+      <w:pPr>
+        <w:pStyle w:val="NormalJustificado"/>
+      </w:pPr>
+      <w:r>
+        <w:t xml:space="preserve">Port of registry/ Flag                  </w:t>
+      </w:r>
+      <w:proofErr w:type="gramStart"/>
+      <w:r>
+        <w:t xml:space="preserve">   {</w:t>
+      </w:r>
+      <w:proofErr w:type="spellStart"/>
+      <w:proofErr w:type="gramEnd"/>
+      <w:r>
+        <w:t>vessel_port_registry_flag</w:t>
+      </w:r>
+      <w:proofErr w:type="spellEnd"/>
+      <w:r>
+        <w:t>}</w:t>
+      </w:r>
+    </w:p>
+    <w:p>
+      <w:pPr>
+        <w:pStyle w:val="NormalJustificado"/>
+      </w:pPr>
+      <w:r>
+        <w:t xml:space="preserve">GRT                                          </w:t>
+      </w:r>
+      <w:proofErr w:type="gramStart"/>
+      <w:r>
+        <w:t xml:space="preserve">   {</w:t>
+      </w:r>
+      <w:proofErr w:type="spellStart"/>
+      <w:proofErr w:type="gramEnd"/>
+      <w:r>
+        <w:rPr>
+          <w:lang w:val="es-CO"/>
+        </w:rPr>
+        <w:t>vessel_grt</w:t>
+      </w:r>
+      <w:proofErr w:type="spellEnd"/>
+      <w:r>
+        <w:rPr>
+          <w:lang w:val="es-CO"/>
+        </w:rPr>
+        <w:t>}</w:t>
+      </w:r>
+    </w:p>
+    <w:p>
+      <w:pPr>
+        <w:pStyle w:val="NormalJustificado"/>
+      </w:pPr>
+      <w:r>
+        <w:t xml:space="preserve">NRT                                          </w:t>
+      </w:r>
+      <w:proofErr w:type="gramStart"/>
+      <w:r>
+        <w:t xml:space="preserve">   {</w:t>
+      </w:r>
+      <w:proofErr w:type="spellStart"/>
+      <w:proofErr w:type="gramEnd"/>
+      <w:r>
+        <w:rPr>
+          <w:lang w:val="es-CO"/>
+        </w:rPr>
+        <w:t>vessel_nrt</w:t>
+      </w:r>
+      <w:proofErr w:type="spellEnd"/>
+      <w:r>
+        <w:rPr>
+          <w:lang w:val="es-CO"/>
+        </w:rPr>
+        <w:t>}</w:t>
+      </w:r>
+      <w:r>
+        <w:t xml:space="preserve">                                </w:t>
+      </w:r>
+    </w:p>
+    <w:p>
+      <w:pPr>
+        <w:pStyle w:val="NormalJustificado"/>
+      </w:pPr>
+      <w:r>
+        <w:t xml:space="preserve">IMO No                                     </w:t>
+      </w:r>
+      <w:proofErr w:type="gramStart"/>
+      <w:r>
+        <w:t xml:space="preserve">   {</w:t>
+      </w:r>
+      <w:proofErr w:type="spellStart"/>
+      <w:proofErr w:type="gramEnd"/>
+      <w:r>
+        <w:rPr>
+          <w:lang w:val="es-CO"/>
+        </w:rPr>
+        <w:t>vessel_imo_no</w:t>
+      </w:r>
+      <w:proofErr w:type="spellEnd"/>
+      <w:r>
+        <w:rPr>
+          <w:lang w:val="es-CO"/>
+        </w:rPr>
+        <w:t>}</w:t>
+      </w:r>
+    </w:p>
+    <w:p>
+      <w:pPr>
+        <w:pStyle w:val="NormalJustificado"/>
+      </w:pPr>
+      <w:r>
+        <w:t xml:space="preserve">Year Build                                 </w:t>
+      </w:r>
+      <w:proofErr w:type="gramStart"/>
+      <w:r>
+        <w:t xml:space="preserve">   {</w:t>
+      </w:r>
+      <w:proofErr w:type="spellStart"/>
+      <w:proofErr w:type="gramEnd"/>
+      <w:r>
+        <w:t>vessel_year_build</w:t>
       </w:r>
       <w:proofErr w:type="spellEnd"/>
       <w:r>
@@ -913,6 +1066,7 @@
         <w:rPr>
           <w:lang w:val="en-US"/>
         </w:rPr>
+        <w:lastRenderedPageBreak/>
         <w:t xml:space="preserve">N.O.R Tendered          </w:t>
       </w:r>
       <w:r>
@@ -978,13 +1132,7 @@
         <w:rPr>
           <w:lang w:val="en-US"/>
         </w:rPr>
-        <w:t>{time_1_minute}</w:t>
-      </w:r>
-      <w:r>
-        <w:rPr>
-          <w:lang w:val="en-US"/>
-        </w:rPr>
-        <w:t xml:space="preserve"> </w:t>
+        <w:t xml:space="preserve">{time_1_minute} </w:t>
       </w:r>
       <w:r>
         <w:rPr>
@@ -1313,7 +1461,6 @@
         <w:rPr>
           <w:lang w:val="en-US"/>
         </w:rPr>
-        <w:lastRenderedPageBreak/>
         <w:t>Surveyor Onboard</w:t>
       </w:r>
       <w:r>
@@ -1341,13 +1488,7 @@
         <w:rPr>
           <w:lang w:val="en-US"/>
         </w:rPr>
-        <w:t>time_5_date}</w:t>
-      </w:r>
-      <w:r>
-        <w:rPr>
-          <w:lang w:val="en-US"/>
-        </w:rPr>
-        <w:t xml:space="preserve"> </w:t>
+        <w:t xml:space="preserve">time_5_date} </w:t>
       </w:r>
       <w:r>
         <w:rPr>
@@ -1867,6 +2008,7 @@
           <w:u w:val="single" w:color="3366FF"/>
           <w:lang w:val="en-US"/>
         </w:rPr>
+        <w:lastRenderedPageBreak/>
         <w:t>SURVEY FINDINGS</w:t>
       </w:r>
     </w:p>
@@ -2330,6 +2472,7 @@
           <w:u w:color="3366FF"/>
           <w:lang w:val="es-CO"/>
         </w:rPr>
+        <w:lastRenderedPageBreak/>
         <w:t>{conclusion_2}</w:t>
       </w:r>
     </w:p>
@@ -2534,7 +2677,7 @@
           <w:lang w:val="es-ES" w:eastAsia="es-ES"/>
         </w:rPr>
         <w:drawing>
-          <wp:anchor distT="0" distB="0" distL="114300" distR="114300" simplePos="0" relativeHeight="251656192" behindDoc="1" locked="0" layoutInCell="1" allowOverlap="1" wp14:anchorId="130DD00B" wp14:editId="3B777069">
+          <wp:anchor distT="0" distB="0" distL="114300" distR="114300" simplePos="0" relativeHeight="251656192" behindDoc="1" locked="0" layoutInCell="1" allowOverlap="1" wp14:anchorId="130DD00B" wp14:editId="3327BC4F">
             <wp:simplePos x="0" y="0"/>
             <wp:positionH relativeFrom="column">
               <wp:posOffset>381000</wp:posOffset>
@@ -3162,7 +3305,15 @@
         <w:sz w:val="12"/>
         <w:lang w:val="en-US"/>
       </w:rPr>
-      <w:t>vessel}</w:t>
+      <w:t xml:space="preserve">vessel} </w:t>
+    </w:r>
+    <w:r>
+      <w:rPr>
+        <w:color w:val="000000"/>
+        <w:sz w:val="12"/>
+        <w:lang w:val="en-GB"/>
+      </w:rPr>
+      <w:t xml:space="preserve"> </w:t>
     </w:r>
     <w:r>
       <w:rPr>
@@ -3170,39 +3321,16 @@
         <w:sz w:val="12"/>
         <w:lang w:val="en-US"/>
       </w:rPr>
-      <w:t xml:space="preserve"> </w:t>
+      <w:t>{</w:t>
     </w:r>
+    <w:proofErr w:type="gramEnd"/>
     <w:r>
       <w:rPr>
         <w:color w:val="000000"/>
         <w:sz w:val="12"/>
-        <w:lang w:val="en-GB"/>
-      </w:rPr>
-      <w:t xml:space="preserve"> </w:t>
-    </w:r>
-    <w:r>
-      <w:rPr>
-        <w:color w:val="000000"/>
-        <w:sz w:val="12"/>
-      </w:rPr>
-      <w:t>{</w:t>
-    </w:r>
-    <w:proofErr w:type="spellStart"/>
-    <w:proofErr w:type="gramEnd"/>
-    <w:r>
-      <w:rPr>
-        <w:color w:val="000000"/>
-        <w:sz w:val="12"/>
-      </w:rPr>
-      <w:t>operation</w:t>
-    </w:r>
-    <w:proofErr w:type="spellEnd"/>
-    <w:r>
-      <w:rPr>
-        <w:color w:val="000000"/>
-        <w:sz w:val="12"/>
-      </w:rPr>
-      <w:t>}</w:t>
+        <w:lang w:val="en-US"/>
+      </w:rPr>
+      <w:t>operation}</w:t>
     </w:r>
     <w:r>
       <w:rPr>
@@ -6215,6 +6343,50 @@
     <w:lsdException w:name="Strong" w:qFormat="1"/>
     <w:lsdException w:name="Emphasis" w:qFormat="1"/>
     <w:lsdException w:name="Normal (Web)" w:uiPriority="99"/>
+    <w:lsdException w:name="Normal Table" w:semiHidden="1" w:unhideWhenUsed="1"/>
+    <w:lsdException w:name="Table Simple 1" w:semiHidden="1" w:unhideWhenUsed="1"/>
+    <w:lsdException w:name="Table Simple 2" w:semiHidden="1" w:unhideWhenUsed="1"/>
+    <w:lsdException w:name="Table Simple 3" w:semiHidden="1" w:unhideWhenUsed="1"/>
+    <w:lsdException w:name="Table Classic 1" w:semiHidden="1" w:unhideWhenUsed="1"/>
+    <w:lsdException w:name="Table Classic 2" w:semiHidden="1" w:unhideWhenUsed="1"/>
+    <w:lsdException w:name="Table Classic 3" w:semiHidden="1" w:unhideWhenUsed="1"/>
+    <w:lsdException w:name="Table Classic 4" w:semiHidden="1" w:unhideWhenUsed="1"/>
+    <w:lsdException w:name="Table Colorful 1" w:semiHidden="1" w:unhideWhenUsed="1"/>
+    <w:lsdException w:name="Table Colorful 2" w:semiHidden="1" w:unhideWhenUsed="1"/>
+    <w:lsdException w:name="Table Colorful 3" w:semiHidden="1" w:unhideWhenUsed="1"/>
+    <w:lsdException w:name="Table Columns 1" w:semiHidden="1" w:unhideWhenUsed="1"/>
+    <w:lsdException w:name="Table Columns 2" w:semiHidden="1" w:unhideWhenUsed="1"/>
+    <w:lsdException w:name="Table Columns 3" w:semiHidden="1" w:unhideWhenUsed="1"/>
+    <w:lsdException w:name="Table Columns 4" w:semiHidden="1" w:unhideWhenUsed="1"/>
+    <w:lsdException w:name="Table Columns 5" w:semiHidden="1" w:unhideWhenUsed="1"/>
+    <w:lsdException w:name="Table Grid 1" w:semiHidden="1" w:unhideWhenUsed="1"/>
+    <w:lsdException w:name="Table Grid 2" w:semiHidden="1" w:unhideWhenUsed="1"/>
+    <w:lsdException w:name="Table Grid 3" w:semiHidden="1" w:unhideWhenUsed="1"/>
+    <w:lsdException w:name="Table Grid 4" w:semiHidden="1" w:unhideWhenUsed="1"/>
+    <w:lsdException w:name="Table Grid 5" w:semiHidden="1" w:unhideWhenUsed="1"/>
+    <w:lsdException w:name="Table Grid 6" w:semiHidden="1" w:unhideWhenUsed="1"/>
+    <w:lsdException w:name="Table Grid 7" w:semiHidden="1" w:unhideWhenUsed="1"/>
+    <w:lsdException w:name="Table Grid 8" w:semiHidden="1" w:unhideWhenUsed="1"/>
+    <w:lsdException w:name="Table List 1" w:semiHidden="1" w:unhideWhenUsed="1"/>
+    <w:lsdException w:name="Table List 2" w:semiHidden="1" w:unhideWhenUsed="1"/>
+    <w:lsdException w:name="Table List 3" w:semiHidden="1" w:unhideWhenUsed="1"/>
+    <w:lsdException w:name="Table List 4" w:semiHidden="1" w:unhideWhenUsed="1"/>
+    <w:lsdException w:name="Table List 5" w:semiHidden="1" w:unhideWhenUsed="1"/>
+    <w:lsdException w:name="Table List 6" w:semiHidden="1" w:unhideWhenUsed="1"/>
+    <w:lsdException w:name="Table List 7" w:semiHidden="1" w:unhideWhenUsed="1"/>
+    <w:lsdException w:name="Table List 8" w:semiHidden="1" w:unhideWhenUsed="1"/>
+    <w:lsdException w:name="Table 3D effects 1" w:semiHidden="1" w:unhideWhenUsed="1"/>
+    <w:lsdException w:name="Table 3D effects 2" w:semiHidden="1" w:unhideWhenUsed="1"/>
+    <w:lsdException w:name="Table 3D effects 3" w:semiHidden="1" w:unhideWhenUsed="1"/>
+    <w:lsdException w:name="Table Contemporary" w:semiHidden="1" w:unhideWhenUsed="1"/>
+    <w:lsdException w:name="Table Elegant" w:semiHidden="1" w:unhideWhenUsed="1"/>
+    <w:lsdException w:name="Table Professional" w:semiHidden="1" w:unhideWhenUsed="1"/>
+    <w:lsdException w:name="Table Subtle 1" w:semiHidden="1" w:unhideWhenUsed="1"/>
+    <w:lsdException w:name="Table Subtle 2" w:semiHidden="1" w:unhideWhenUsed="1"/>
+    <w:lsdException w:name="Table Web 1" w:semiHidden="1" w:unhideWhenUsed="1"/>
+    <w:lsdException w:name="Table Web 2" w:semiHidden="1" w:unhideWhenUsed="1"/>
+    <w:lsdException w:name="Table Web 3" w:semiHidden="1" w:unhideWhenUsed="1"/>
+    <w:lsdException w:name="Table Theme" w:semiHidden="1" w:unhideWhenUsed="1"/>
     <w:lsdException w:name="Placeholder Text" w:semiHidden="1" w:uiPriority="99"/>
     <w:lsdException w:name="No Spacing" w:uiPriority="1" w:qFormat="1"/>
     <w:lsdException w:name="Light Shading" w:uiPriority="60"/>
@@ -6564,11 +6736,14 @@
   </w:style>
   <w:style w:type="character" w:default="1" w:styleId="DefaultParagraphFont">
     <w:name w:val="Default Paragraph Font"/>
-    <w:semiHidden/>
+    <w:uiPriority w:val="1"/>
+    <w:unhideWhenUsed/>
   </w:style>
   <w:style w:type="table" w:default="1" w:styleId="TableNormal">
     <w:name w:val="Normal Table"/>
+    <w:uiPriority w:val="99"/>
     <w:semiHidden/>
+    <w:unhideWhenUsed/>
     <w:tblPr>
       <w:tblInd w:w="0" w:type="dxa"/>
       <w:tblCellMar>
@@ -6581,7 +6756,9 @@
   </w:style>
   <w:style w:type="numbering" w:default="1" w:styleId="NoList">
     <w:name w:val="No List"/>
+    <w:uiPriority w:val="99"/>
     <w:semiHidden/>
+    <w:unhideWhenUsed/>
   </w:style>
   <w:style w:type="paragraph" w:styleId="Header">
     <w:name w:val="header"/>

--- a/backend_api/templates/cargo_condition_template.docx
+++ b/backend_api/templates/cargo_condition_template.docx
@@ -10,15 +10,7 @@
         <w:t xml:space="preserve"> </w:t>
       </w:r>
       <w:r>
-        <w:t>{</w:t>
-      </w:r>
-      <w:proofErr w:type="spellStart"/>
-      <w:r>
-        <w:t>port</w:t>
-      </w:r>
-      <w:proofErr w:type="spellEnd"/>
-      <w:r>
-        <w:t>}</w:t>
+        <w:t>{port}</w:t>
       </w:r>
       <w:r>
         <w:t xml:space="preserve">, </w:t>
@@ -30,15 +22,7 @@
         <w:t xml:space="preserve">, </w:t>
       </w:r>
       <w:r>
-        <w:t>{</w:t>
-      </w:r>
-      <w:proofErr w:type="spellStart"/>
-      <w:r>
-        <w:t>inspection_date</w:t>
-      </w:r>
-      <w:proofErr w:type="spellEnd"/>
-      <w:r>
-        <w:t>}</w:t>
+        <w:t>{inspection_date}</w:t>
       </w:r>
       <w:r>
         <w:t>.</w:t>
@@ -151,21 +135,7 @@
         <w:rPr>
           <w:lang w:val="en-US"/>
         </w:rPr>
-        <w:t>{</w:t>
-      </w:r>
-      <w:proofErr w:type="spellStart"/>
-      <w:r>
-        <w:rPr>
-          <w:lang w:val="en-US"/>
-        </w:rPr>
-        <w:t>cargo_type</w:t>
-      </w:r>
-      <w:proofErr w:type="spellEnd"/>
-      <w:r>
-        <w:rPr>
-          <w:lang w:val="en-US"/>
-        </w:rPr>
-        <w:t>}</w:t>
+        <w:t>{cargo_type}</w:t>
       </w:r>
       <w:r>
         <w:rPr>
@@ -318,14 +288,7 @@
         <w:rPr>
           <w:lang w:val="en-US"/>
         </w:rPr>
-        <w:t xml:space="preserve">             </w:t>
-      </w:r>
-      <w:proofErr w:type="gramStart"/>
-      <w:r>
-        <w:rPr>
-          <w:lang w:val="en-US"/>
-        </w:rPr>
-        <w:t xml:space="preserve">  </w:t>
+        <w:t xml:space="preserve">               </w:t>
       </w:r>
       <w:r>
         <w:rPr>
@@ -337,22 +300,7 @@
         <w:rPr>
           <w:lang w:val="en-US"/>
         </w:rPr>
-        <w:t>{</w:t>
-      </w:r>
-      <w:proofErr w:type="spellStart"/>
-      <w:proofErr w:type="gramEnd"/>
-      <w:r>
-        <w:rPr>
-          <w:lang w:val="en-US"/>
-        </w:rPr>
-        <w:t>requested_by</w:t>
-      </w:r>
-      <w:proofErr w:type="spellEnd"/>
-      <w:r>
-        <w:rPr>
-          <w:lang w:val="en-US"/>
-        </w:rPr>
-        <w:t>}</w:t>
+        <w:t>{requested_by}</w:t>
       </w:r>
     </w:p>
     <w:p>
@@ -416,35 +364,13 @@
           <w:lang w:val="en-US"/>
         </w:rPr>
         <w:tab/>
-        <w:t xml:space="preserve"> </w:t>
-      </w:r>
-      <w:proofErr w:type="gramStart"/>
-      <w:r>
-        <w:rPr>
-          <w:lang w:val="en-US"/>
-        </w:rPr>
-        <w:t xml:space="preserve">   </w:t>
-      </w:r>
-      <w:r>
-        <w:rPr>
-          <w:lang w:val="en-US"/>
-        </w:rPr>
-        <w:t>{</w:t>
-      </w:r>
-      <w:proofErr w:type="spellStart"/>
-      <w:proofErr w:type="gramEnd"/>
-      <w:r>
-        <w:rPr>
-          <w:lang w:val="en-US"/>
-        </w:rPr>
-        <w:t>arrival_date</w:t>
-      </w:r>
-      <w:proofErr w:type="spellEnd"/>
-      <w:r>
-        <w:rPr>
-          <w:lang w:val="en-US"/>
-        </w:rPr>
-        <w:t>}</w:t>
+        <w:t xml:space="preserve">    </w:t>
+      </w:r>
+      <w:r>
+        <w:rPr>
+          <w:lang w:val="en-US"/>
+        </w:rPr>
+        <w:t>{arrival_date}</w:t>
       </w:r>
       <w:r>
         <w:rPr>
@@ -456,22 +382,7 @@
         <w:rPr>
           <w:lang w:val="en-US"/>
         </w:rPr>
-        <w:t>{</w:t>
-      </w:r>
-      <w:proofErr w:type="spellStart"/>
-      <w:r>
-        <w:rPr>
-          <w:lang w:val="en-US"/>
-        </w:rPr>
-        <w:t>arrival_hour</w:t>
-      </w:r>
-      <w:proofErr w:type="spellEnd"/>
-      <w:proofErr w:type="gramStart"/>
-      <w:r>
-        <w:rPr>
-          <w:lang w:val="en-US"/>
-        </w:rPr>
-        <w:t xml:space="preserve">} </w:t>
+        <w:t xml:space="preserve">{arrival_hour} </w:t>
       </w:r>
       <w:r>
         <w:rPr>
@@ -479,26 +390,11 @@
         </w:rPr>
         <w:t>:</w:t>
       </w:r>
-      <w:proofErr w:type="gramEnd"/>
-      <w:r>
-        <w:rPr>
-          <w:lang w:val="en-US"/>
-        </w:rPr>
-        <w:t xml:space="preserve"> {</w:t>
-      </w:r>
-      <w:proofErr w:type="spellStart"/>
-      <w:r>
-        <w:rPr>
-          <w:lang w:val="en-US"/>
-        </w:rPr>
-        <w:t>arrival_minute</w:t>
-      </w:r>
-      <w:proofErr w:type="spellEnd"/>
-      <w:r>
-        <w:rPr>
-          <w:lang w:val="en-US"/>
-        </w:rPr>
-        <w:t xml:space="preserve">} </w:t>
+      <w:r>
+        <w:rPr>
+          <w:lang w:val="en-US"/>
+        </w:rPr>
+        <w:t xml:space="preserve"> {arrival_minute} </w:t>
       </w:r>
       <w:r>
         <w:rPr>
@@ -541,74 +437,44 @@
         <w:rPr>
           <w:lang w:val="en-US"/>
         </w:rPr>
-        <w:t>March</w:t>
-      </w:r>
-      <w:r>
-        <w:rPr>
-          <w:lang w:val="en-US"/>
-        </w:rPr>
-        <w:t xml:space="preserve"> </w:t>
-      </w:r>
-      <w:r>
-        <w:rPr>
-          <w:lang w:val="en-US"/>
-        </w:rPr>
-        <w:t>23</w:t>
-      </w:r>
-      <w:r>
-        <w:rPr>
-          <w:lang w:val="en-US"/>
-        </w:rPr>
-        <w:t xml:space="preserve">, </w:t>
-      </w:r>
-      <w:proofErr w:type="gramStart"/>
-      <w:r>
-        <w:rPr>
-          <w:lang w:val="en-US"/>
-        </w:rPr>
-        <w:t>2024</w:t>
-      </w:r>
-      <w:proofErr w:type="gramEnd"/>
-      <w:r>
-        <w:rPr>
-          <w:lang w:val="en-US"/>
-        </w:rPr>
-        <w:t xml:space="preserve"> at </w:t>
-      </w:r>
-      <w:r>
-        <w:rPr>
-          <w:lang w:val="en-US"/>
-        </w:rPr>
-        <w:t>10</w:t>
-      </w:r>
-      <w:r>
-        <w:rPr>
-          <w:lang w:val="en-US"/>
-        </w:rPr>
-        <w:t>:</w:t>
-      </w:r>
-      <w:r>
-        <w:rPr>
-          <w:lang w:val="en-US"/>
-        </w:rPr>
-        <w:t>50</w:t>
-      </w:r>
-      <w:r>
-        <w:rPr>
-          <w:lang w:val="en-US"/>
-        </w:rPr>
-        <w:t xml:space="preserve"> LT.</w:t>
-      </w:r>
-    </w:p>
-    <w:p>
-      <w:pPr>
-        <w:spacing w:before="80"/>
-        <w:jc w:val="both"/>
-        <w:rPr>
-          <w:smallCaps/>
-          <w:lang w:val="en-US"/>
-        </w:rPr>
-      </w:pPr>
+        <w:t>{</w:t>
+      </w:r>
+      <w:r>
+        <w:rPr>
+          <w:lang w:val="en-US"/>
+        </w:rPr>
+        <w:t>inspection_date</w:t>
+      </w:r>
+      <w:r>
+        <w:rPr>
+          <w:lang w:val="en-US"/>
+        </w:rPr>
+        <w:t>} at {</w:t>
+      </w:r>
+      <w:r>
+        <w:rPr>
+          <w:lang w:val="en-US"/>
+        </w:rPr>
+        <w:t>inspection_hour</w:t>
+      </w:r>
+      <w:r>
+        <w:rPr>
+          <w:lang w:val="en-US"/>
+        </w:rPr>
+        <w:t>}:{</w:t>
+      </w:r>
+      <w:r>
+        <w:rPr>
+          <w:lang w:val="en-US"/>
+        </w:rPr>
+        <w:t>inspection_minute</w:t>
+      </w:r>
+      <w:r>
+        <w:rPr>
+          <w:lang w:val="en-US"/>
+        </w:rPr>
+        <w:t>}</w:t>
+      </w:r>
     </w:p>
     <w:p>
       <w:pPr>
@@ -680,27 +546,13 @@
         <w:rPr>
           <w:lang w:val="en-US"/>
         </w:rPr>
-        <w:t xml:space="preserve">  </w:t>
-      </w:r>
-      <w:proofErr w:type="gramStart"/>
-      <w:r>
-        <w:rPr>
-          <w:lang w:val="en-US"/>
-        </w:rPr>
-        <w:t xml:space="preserve">   </w:t>
-      </w:r>
-      <w:r>
-        <w:rPr>
-          <w:lang w:val="en-US"/>
-        </w:rPr>
-        <w:t>{</w:t>
-      </w:r>
-      <w:proofErr w:type="gramEnd"/>
-      <w:r>
-        <w:rPr>
-          <w:lang w:val="en-US"/>
-        </w:rPr>
-        <w:t>master}</w:t>
+        <w:t xml:space="preserve">     </w:t>
+      </w:r>
+      <w:r>
+        <w:rPr>
+          <w:lang w:val="en-US"/>
+        </w:rPr>
+        <w:t>{master}</w:t>
       </w:r>
     </w:p>
     <w:p>
@@ -730,26 +582,10 @@
         <w:rPr>
           <w:lang w:val="en-US"/>
         </w:rPr>
-        <w:t xml:space="preserve">  </w:t>
-      </w:r>
-      <w:proofErr w:type="gramStart"/>
-      <w:r>
-        <w:rPr>
-          <w:lang w:val="en-US"/>
-        </w:rPr>
-        <w:t xml:space="preserve">   </w:t>
-      </w:r>
-      <w:r>
-        <w:t>{</w:t>
-      </w:r>
-      <w:proofErr w:type="spellStart"/>
-      <w:proofErr w:type="gramEnd"/>
-      <w:r>
-        <w:t>chief_officer</w:t>
-      </w:r>
-      <w:proofErr w:type="spellEnd"/>
-      <w:r>
-        <w:t>}</w:t>
+        <w:t xml:space="preserve">     </w:t>
+      </w:r>
+      <w:r>
+        <w:t>{chief_officer}</w:t>
       </w:r>
     </w:p>
     <w:p>
@@ -808,18 +644,11 @@
         <w:pStyle w:val="NormalJustificado"/>
       </w:pPr>
       <w:r>
-        <w:t xml:space="preserve">Port of registry/ Flag                  </w:t>
-      </w:r>
-      <w:proofErr w:type="gramStart"/>
-      <w:r>
-        <w:t xml:space="preserve">   {</w:t>
-      </w:r>
-      <w:proofErr w:type="spellStart"/>
-      <w:proofErr w:type="gramEnd"/>
+        <w:t>Port of registry/ Flag                     {</w:t>
+      </w:r>
       <w:r>
         <w:t>vessel_port_registry_flag</w:t>
       </w:r>
-      <w:proofErr w:type="spellEnd"/>
       <w:r>
         <w:t>}</w:t>
       </w:r>
@@ -829,21 +658,14 @@
         <w:pStyle w:val="NormalJustificado"/>
       </w:pPr>
       <w:r>
-        <w:t xml:space="preserve">GRT                                          </w:t>
-      </w:r>
-      <w:proofErr w:type="gramStart"/>
-      <w:r>
-        <w:t xml:space="preserve">   {</w:t>
-      </w:r>
-      <w:proofErr w:type="spellStart"/>
-      <w:proofErr w:type="gramEnd"/>
+        <w:t>GRT                                             {</w:t>
+      </w:r>
       <w:r>
         <w:rPr>
           <w:lang w:val="es-CO"/>
         </w:rPr>
         <w:t>vessel_grt</w:t>
       </w:r>
-      <w:proofErr w:type="spellEnd"/>
       <w:r>
         <w:rPr>
           <w:lang w:val="es-CO"/>
@@ -856,21 +678,14 @@
         <w:pStyle w:val="NormalJustificado"/>
       </w:pPr>
       <w:r>
-        <w:t xml:space="preserve">NRT                                          </w:t>
-      </w:r>
-      <w:proofErr w:type="gramStart"/>
-      <w:r>
-        <w:t xml:space="preserve">   {</w:t>
-      </w:r>
-      <w:proofErr w:type="spellStart"/>
-      <w:proofErr w:type="gramEnd"/>
+        <w:t>NRT                                             {</w:t>
+      </w:r>
       <w:r>
         <w:rPr>
           <w:lang w:val="es-CO"/>
         </w:rPr>
         <w:t>vessel_nrt</w:t>
       </w:r>
-      <w:proofErr w:type="spellEnd"/>
       <w:r>
         <w:rPr>
           <w:lang w:val="es-CO"/>
@@ -886,21 +701,14 @@
         <w:pStyle w:val="NormalJustificado"/>
       </w:pPr>
       <w:r>
-        <w:t xml:space="preserve">IMO No                                     </w:t>
-      </w:r>
-      <w:proofErr w:type="gramStart"/>
-      <w:r>
-        <w:t xml:space="preserve">   {</w:t>
-      </w:r>
-      <w:proofErr w:type="spellStart"/>
-      <w:proofErr w:type="gramEnd"/>
+        <w:t>IMO No                                        {</w:t>
+      </w:r>
       <w:r>
         <w:rPr>
           <w:lang w:val="es-CO"/>
         </w:rPr>
         <w:t>vessel_imo_no</w:t>
       </w:r>
-      <w:proofErr w:type="spellEnd"/>
       <w:r>
         <w:rPr>
           <w:lang w:val="es-CO"/>
@@ -913,18 +721,11 @@
         <w:pStyle w:val="NormalJustificado"/>
       </w:pPr>
       <w:r>
-        <w:t xml:space="preserve">Year Build                                 </w:t>
-      </w:r>
-      <w:proofErr w:type="gramStart"/>
-      <w:r>
-        <w:t xml:space="preserve">   {</w:t>
-      </w:r>
-      <w:proofErr w:type="spellStart"/>
-      <w:proofErr w:type="gramEnd"/>
+        <w:t>Year Build                                    {</w:t>
+      </w:r>
       <w:r>
         <w:t>vessel_year_build</w:t>
       </w:r>
-      <w:proofErr w:type="spellEnd"/>
       <w:r>
         <w:t>}</w:t>
       </w:r>
@@ -944,7 +745,6 @@
           <w:lang w:val="en-US"/>
         </w:rPr>
       </w:pPr>
-      <w:proofErr w:type="gramStart"/>
       <w:r>
         <w:rPr>
           <w:b/>
@@ -953,18 +753,7 @@
           <w:u w:val="thick" w:color="3366FF"/>
           <w:lang w:val="en-US"/>
         </w:rPr>
-        <w:t>EXTRACT  TIME</w:t>
-      </w:r>
-      <w:proofErr w:type="gramEnd"/>
-      <w:r>
-        <w:rPr>
-          <w:b/>
-          <w:smallCaps/>
-          <w:szCs w:val="24"/>
-          <w:u w:val="thick" w:color="3366FF"/>
-          <w:lang w:val="en-US"/>
-        </w:rPr>
-        <w:t xml:space="preserve"> SHEET </w:t>
+        <w:t xml:space="preserve">EXTRACT  TIME SHEET </w:t>
       </w:r>
     </w:p>
     <w:p>
@@ -983,27 +772,13 @@
         <w:rPr>
           <w:lang w:val="en-US"/>
         </w:rPr>
-        <w:t xml:space="preserve">Vessel Arrived at sea buoy           </w:t>
-      </w:r>
-      <w:proofErr w:type="gramStart"/>
-      <w:r>
-        <w:rPr>
-          <w:lang w:val="en-US"/>
-        </w:rPr>
-        <w:t xml:space="preserve">   </w:t>
-      </w:r>
-      <w:r>
-        <w:rPr>
-          <w:lang w:val="en-US"/>
-        </w:rPr>
-        <w:t>{</w:t>
-      </w:r>
-      <w:proofErr w:type="gramEnd"/>
-      <w:r>
-        <w:rPr>
-          <w:lang w:val="en-US"/>
-        </w:rPr>
-        <w:t>time_0_date}</w:t>
+        <w:t xml:space="preserve">Vessel Arrived at sea buoy              </w:t>
+      </w:r>
+      <w:r>
+        <w:rPr>
+          <w:lang w:val="en-US"/>
+        </w:rPr>
+        <w:t>{time_0_date}</w:t>
       </w:r>
       <w:r>
         <w:rPr>
@@ -1015,27 +790,13 @@
         <w:rPr>
           <w:lang w:val="en-US"/>
         </w:rPr>
-        <w:t>{time_0_hour</w:t>
-      </w:r>
-      <w:proofErr w:type="gramStart"/>
-      <w:r>
-        <w:rPr>
-          <w:lang w:val="en-US"/>
-        </w:rPr>
-        <w:t>}</w:t>
-      </w:r>
-      <w:r>
-        <w:rPr>
-          <w:lang w:val="en-US"/>
-        </w:rPr>
-        <w:t xml:space="preserve"> :</w:t>
-      </w:r>
-      <w:proofErr w:type="gramEnd"/>
-      <w:r>
-        <w:rPr>
-          <w:lang w:val="en-US"/>
-        </w:rPr>
-        <w:t xml:space="preserve"> </w:t>
+        <w:t>{time_0_hour}</w:t>
+      </w:r>
+      <w:r>
+        <w:rPr>
+          <w:lang w:val="en-US"/>
+        </w:rPr>
+        <w:t xml:space="preserve"> : </w:t>
       </w:r>
       <w:r>
         <w:rPr>
@@ -1074,27 +835,13 @@
           <w:lang w:val="en-US"/>
         </w:rPr>
         <w:tab/>
-        <w:t xml:space="preserve">              </w:t>
-      </w:r>
-      <w:proofErr w:type="gramStart"/>
-      <w:r>
-        <w:rPr>
-          <w:lang w:val="en-US"/>
-        </w:rPr>
-        <w:t xml:space="preserve">   </w:t>
-      </w:r>
-      <w:r>
-        <w:rPr>
-          <w:lang w:val="en-US"/>
-        </w:rPr>
-        <w:t>{</w:t>
-      </w:r>
-      <w:proofErr w:type="gramEnd"/>
-      <w:r>
-        <w:rPr>
-          <w:lang w:val="en-US"/>
-        </w:rPr>
-        <w:t>time_1_date}</w:t>
+        <w:t xml:space="preserve">                 </w:t>
+      </w:r>
+      <w:r>
+        <w:rPr>
+          <w:lang w:val="en-US"/>
+        </w:rPr>
+        <w:t>{time_1_date}</w:t>
       </w:r>
       <w:r>
         <w:rPr>
@@ -1106,27 +853,13 @@
         <w:rPr>
           <w:lang w:val="en-US"/>
         </w:rPr>
-        <w:t>{time_1_hour</w:t>
-      </w:r>
-      <w:proofErr w:type="gramStart"/>
-      <w:r>
-        <w:rPr>
-          <w:lang w:val="en-US"/>
-        </w:rPr>
-        <w:t>}</w:t>
-      </w:r>
-      <w:r>
-        <w:rPr>
-          <w:lang w:val="en-US"/>
-        </w:rPr>
-        <w:t xml:space="preserve"> :</w:t>
-      </w:r>
-      <w:proofErr w:type="gramEnd"/>
-      <w:r>
-        <w:rPr>
-          <w:lang w:val="en-US"/>
-        </w:rPr>
-        <w:t xml:space="preserve"> </w:t>
+        <w:t>{time_1_hour}</w:t>
+      </w:r>
+      <w:r>
+        <w:rPr>
+          <w:lang w:val="en-US"/>
+        </w:rPr>
+        <w:t xml:space="preserve"> : </w:t>
       </w:r>
       <w:r>
         <w:rPr>
@@ -1164,87 +897,31 @@
           <w:lang w:val="en-US"/>
         </w:rPr>
         <w:tab/>
-        <w:t xml:space="preserve">   </w:t>
-      </w:r>
-      <w:proofErr w:type="gramStart"/>
-      <w:r>
-        <w:rPr>
-          <w:lang w:val="en-US"/>
-        </w:rPr>
-        <w:t xml:space="preserve">   </w:t>
-      </w:r>
-      <w:r>
-        <w:rPr>
-          <w:lang w:val="en-US"/>
-        </w:rPr>
-        <w:t>{</w:t>
-      </w:r>
-      <w:proofErr w:type="gramEnd"/>
-      <w:r>
-        <w:rPr>
-          <w:lang w:val="en-US"/>
-        </w:rPr>
-        <w:t>time_2_</w:t>
-      </w:r>
-      <w:proofErr w:type="gramStart"/>
-      <w:r>
-        <w:rPr>
-          <w:lang w:val="en-US"/>
-        </w:rPr>
-        <w:t>date}</w:t>
-      </w:r>
-      <w:r>
-        <w:rPr>
-          <w:lang w:val="en-US"/>
-        </w:rPr>
-        <w:t>,</w:t>
-      </w:r>
-      <w:proofErr w:type="gramEnd"/>
-      <w:r>
-        <w:rPr>
-          <w:lang w:val="en-US"/>
-        </w:rPr>
-        <w:t xml:space="preserve"> </w:t>
-      </w:r>
-      <w:proofErr w:type="gramStart"/>
-      <w:r>
-        <w:rPr>
-          <w:lang w:val="en-US"/>
-        </w:rPr>
-        <w:t xml:space="preserve">at </w:t>
-      </w:r>
-      <w:r>
-        <w:rPr>
-          <w:lang w:val="en-US"/>
-        </w:rPr>
-        <w:t>{time</w:t>
-      </w:r>
-      <w:proofErr w:type="gramEnd"/>
-      <w:r>
-        <w:rPr>
-          <w:lang w:val="en-US"/>
-        </w:rPr>
-        <w:t>_2_hour</w:t>
-      </w:r>
-      <w:proofErr w:type="gramStart"/>
-      <w:r>
-        <w:rPr>
-          <w:lang w:val="en-US"/>
-        </w:rPr>
-        <w:t>}</w:t>
-      </w:r>
-      <w:r>
-        <w:rPr>
-          <w:lang w:val="en-US"/>
-        </w:rPr>
-        <w:t xml:space="preserve"> :</w:t>
-      </w:r>
-      <w:proofErr w:type="gramEnd"/>
-      <w:r>
-        <w:rPr>
-          <w:lang w:val="en-US"/>
-        </w:rPr>
-        <w:t xml:space="preserve"> </w:t>
+        <w:t xml:space="preserve">      </w:t>
+      </w:r>
+      <w:r>
+        <w:rPr>
+          <w:lang w:val="en-US"/>
+        </w:rPr>
+        <w:t>{time_2_date}</w:t>
+      </w:r>
+      <w:r>
+        <w:rPr>
+          <w:lang w:val="en-US"/>
+        </w:rPr>
+        <w:t xml:space="preserve">, at </w:t>
+      </w:r>
+      <w:r>
+        <w:rPr>
+          <w:lang w:val="en-US"/>
+        </w:rPr>
+        <w:t>{time_2_hour}</w:t>
+      </w:r>
+      <w:r>
+        <w:rPr>
+          <w:lang w:val="en-US"/>
+        </w:rPr>
+        <w:t xml:space="preserve"> : </w:t>
       </w:r>
       <w:r>
         <w:rPr>
@@ -1275,27 +952,13 @@
         <w:rPr>
           <w:lang w:val="en-US"/>
         </w:rPr>
-        <w:t xml:space="preserve">All fast                                           </w:t>
-      </w:r>
-      <w:proofErr w:type="gramStart"/>
-      <w:r>
-        <w:rPr>
-          <w:lang w:val="en-US"/>
-        </w:rPr>
-        <w:t xml:space="preserve">   </w:t>
-      </w:r>
-      <w:r>
-        <w:rPr>
-          <w:lang w:val="en-US"/>
-        </w:rPr>
-        <w:t>{</w:t>
-      </w:r>
-      <w:proofErr w:type="gramEnd"/>
-      <w:r>
-        <w:rPr>
-          <w:lang w:val="en-US"/>
-        </w:rPr>
-        <w:t>time_3_date}</w:t>
+        <w:t xml:space="preserve">All fast                                              </w:t>
+      </w:r>
+      <w:r>
+        <w:rPr>
+          <w:lang w:val="en-US"/>
+        </w:rPr>
+        <w:t>{time_3_date}</w:t>
       </w:r>
       <w:r>
         <w:rPr>
@@ -1313,27 +976,13 @@
         <w:rPr>
           <w:lang w:val="en-US"/>
         </w:rPr>
-        <w:t>{time_3_hour</w:t>
-      </w:r>
-      <w:proofErr w:type="gramStart"/>
-      <w:r>
-        <w:rPr>
-          <w:lang w:val="en-US"/>
-        </w:rPr>
-        <w:t>}</w:t>
-      </w:r>
-      <w:r>
-        <w:rPr>
-          <w:lang w:val="en-US"/>
-        </w:rPr>
-        <w:t xml:space="preserve"> :</w:t>
-      </w:r>
-      <w:proofErr w:type="gramEnd"/>
-      <w:r>
-        <w:rPr>
-          <w:lang w:val="en-US"/>
-        </w:rPr>
-        <w:t xml:space="preserve"> </w:t>
+        <w:t>{time_3_hour}</w:t>
+      </w:r>
+      <w:r>
+        <w:rPr>
+          <w:lang w:val="en-US"/>
+        </w:rPr>
+        <w:t xml:space="preserve"> : </w:t>
       </w:r>
       <w:r>
         <w:rPr>
@@ -1364,41 +1013,13 @@
         <w:rPr>
           <w:lang w:val="en-US"/>
         </w:rPr>
-        <w:t xml:space="preserve">Free </w:t>
-      </w:r>
-      <w:proofErr w:type="spellStart"/>
-      <w:r>
-        <w:rPr>
-          <w:lang w:val="en-US"/>
-        </w:rPr>
-        <w:t>practique</w:t>
-      </w:r>
-      <w:proofErr w:type="spellEnd"/>
-      <w:r>
-        <w:rPr>
-          <w:lang w:val="en-US"/>
-        </w:rPr>
-        <w:t xml:space="preserve">                               </w:t>
-      </w:r>
-      <w:proofErr w:type="gramStart"/>
-      <w:r>
-        <w:rPr>
-          <w:lang w:val="en-US"/>
-        </w:rPr>
-        <w:t xml:space="preserve">   </w:t>
-      </w:r>
-      <w:r>
-        <w:rPr>
-          <w:lang w:val="en-US"/>
-        </w:rPr>
-        <w:t>{</w:t>
-      </w:r>
-      <w:proofErr w:type="gramEnd"/>
-      <w:r>
-        <w:rPr>
-          <w:lang w:val="en-US"/>
-        </w:rPr>
-        <w:t>time_4_date}</w:t>
+        <w:t xml:space="preserve">Free practique                                  </w:t>
+      </w:r>
+      <w:r>
+        <w:rPr>
+          <w:lang w:val="en-US"/>
+        </w:rPr>
+        <w:t>{time_4_date}</w:t>
       </w:r>
       <w:r>
         <w:rPr>
@@ -1410,27 +1031,13 @@
         <w:rPr>
           <w:lang w:val="en-US"/>
         </w:rPr>
-        <w:t>{time_4_hour</w:t>
-      </w:r>
-      <w:proofErr w:type="gramStart"/>
-      <w:r>
-        <w:rPr>
-          <w:lang w:val="en-US"/>
-        </w:rPr>
-        <w:t>}</w:t>
-      </w:r>
-      <w:r>
-        <w:rPr>
-          <w:lang w:val="en-US"/>
-        </w:rPr>
-        <w:t xml:space="preserve"> :</w:t>
-      </w:r>
-      <w:proofErr w:type="gramEnd"/>
-      <w:r>
-        <w:rPr>
-          <w:lang w:val="en-US"/>
-        </w:rPr>
-        <w:t xml:space="preserve"> </w:t>
+        <w:t>{time_4_hour}</w:t>
+      </w:r>
+      <w:r>
+        <w:rPr>
+          <w:lang w:val="en-US"/>
+        </w:rPr>
+        <w:t xml:space="preserve"> : </w:t>
       </w:r>
       <w:r>
         <w:rPr>
@@ -1468,27 +1075,13 @@
           <w:lang w:val="en-US"/>
         </w:rPr>
         <w:tab/>
-        <w:t xml:space="preserve">                        </w:t>
-      </w:r>
-      <w:proofErr w:type="gramStart"/>
-      <w:r>
-        <w:rPr>
-          <w:lang w:val="en-US"/>
-        </w:rPr>
-        <w:t xml:space="preserve">   </w:t>
-      </w:r>
-      <w:r>
-        <w:rPr>
-          <w:lang w:val="en-US"/>
-        </w:rPr>
-        <w:t>{</w:t>
-      </w:r>
-      <w:proofErr w:type="gramEnd"/>
-      <w:r>
-        <w:rPr>
-          <w:lang w:val="en-US"/>
-        </w:rPr>
-        <w:t xml:space="preserve">time_5_date} </w:t>
+        <w:t xml:space="preserve">                           </w:t>
+      </w:r>
+      <w:r>
+        <w:rPr>
+          <w:lang w:val="en-US"/>
+        </w:rPr>
+        <w:t xml:space="preserve">{time_5_date} </w:t>
       </w:r>
       <w:r>
         <w:rPr>
@@ -1500,27 +1093,13 @@
         <w:rPr>
           <w:lang w:val="en-US"/>
         </w:rPr>
-        <w:t>{time_5_hour</w:t>
-      </w:r>
-      <w:proofErr w:type="gramStart"/>
-      <w:r>
-        <w:rPr>
-          <w:lang w:val="en-US"/>
-        </w:rPr>
-        <w:t>}</w:t>
-      </w:r>
-      <w:r>
-        <w:rPr>
-          <w:lang w:val="en-US"/>
-        </w:rPr>
-        <w:t xml:space="preserve"> :</w:t>
-      </w:r>
-      <w:proofErr w:type="gramEnd"/>
-      <w:r>
-        <w:rPr>
-          <w:lang w:val="en-US"/>
-        </w:rPr>
-        <w:t xml:space="preserve"> </w:t>
+        <w:t>{time_5_hour}</w:t>
+      </w:r>
+      <w:r>
+        <w:rPr>
+          <w:lang w:val="en-US"/>
+        </w:rPr>
+        <w:t xml:space="preserve"> : </w:t>
       </w:r>
       <w:r>
         <w:rPr>
@@ -1551,27 +1130,13 @@
         <w:rPr>
           <w:lang w:val="en-US"/>
         </w:rPr>
-        <w:t xml:space="preserve">Discharging commenced              </w:t>
-      </w:r>
-      <w:proofErr w:type="gramStart"/>
-      <w:r>
-        <w:rPr>
-          <w:lang w:val="en-US"/>
-        </w:rPr>
-        <w:t xml:space="preserve">   </w:t>
-      </w:r>
-      <w:r>
-        <w:rPr>
-          <w:lang w:val="en-US"/>
-        </w:rPr>
-        <w:t>{</w:t>
-      </w:r>
-      <w:proofErr w:type="gramEnd"/>
-      <w:r>
-        <w:rPr>
-          <w:lang w:val="en-US"/>
-        </w:rPr>
-        <w:t>time_6_date}</w:t>
+        <w:t xml:space="preserve">Discharging commenced                 </w:t>
+      </w:r>
+      <w:r>
+        <w:rPr>
+          <w:lang w:val="en-US"/>
+        </w:rPr>
+        <w:t>{time_6_date}</w:t>
       </w:r>
       <w:r>
         <w:rPr>
@@ -1583,27 +1148,13 @@
         <w:rPr>
           <w:lang w:val="en-US"/>
         </w:rPr>
-        <w:t>{time_6_hour</w:t>
-      </w:r>
-      <w:proofErr w:type="gramStart"/>
-      <w:r>
-        <w:rPr>
-          <w:lang w:val="en-US"/>
-        </w:rPr>
-        <w:t>}</w:t>
-      </w:r>
-      <w:r>
-        <w:rPr>
-          <w:lang w:val="en-US"/>
-        </w:rPr>
-        <w:t xml:space="preserve"> :</w:t>
-      </w:r>
-      <w:proofErr w:type="gramEnd"/>
-      <w:r>
-        <w:rPr>
-          <w:lang w:val="en-US"/>
-        </w:rPr>
-        <w:t xml:space="preserve"> </w:t>
+        <w:t>{time_6_hour}</w:t>
+      </w:r>
+      <w:r>
+        <w:rPr>
+          <w:lang w:val="en-US"/>
+        </w:rPr>
+        <w:t xml:space="preserve"> : </w:t>
       </w:r>
       <w:r>
         <w:rPr>
@@ -1634,27 +1185,13 @@
         <w:rPr>
           <w:lang w:val="en-US"/>
         </w:rPr>
-        <w:t xml:space="preserve">Discharging completed                 </w:t>
-      </w:r>
-      <w:proofErr w:type="gramStart"/>
-      <w:r>
-        <w:rPr>
-          <w:lang w:val="en-US"/>
-        </w:rPr>
-        <w:t xml:space="preserve">   </w:t>
-      </w:r>
-      <w:r>
-        <w:rPr>
-          <w:lang w:val="en-US"/>
-        </w:rPr>
-        <w:t>{</w:t>
-      </w:r>
-      <w:proofErr w:type="gramEnd"/>
-      <w:r>
-        <w:rPr>
-          <w:lang w:val="en-US"/>
-        </w:rPr>
-        <w:t>time_7_date}</w:t>
+        <w:t xml:space="preserve">Discharging completed                    </w:t>
+      </w:r>
+      <w:r>
+        <w:rPr>
+          <w:lang w:val="en-US"/>
+        </w:rPr>
+        <w:t>{time_7_date}</w:t>
       </w:r>
       <w:r>
         <w:rPr>
@@ -1672,27 +1209,13 @@
         <w:rPr>
           <w:lang w:val="en-US"/>
         </w:rPr>
-        <w:t>{time_7_hour</w:t>
-      </w:r>
-      <w:proofErr w:type="gramStart"/>
-      <w:r>
-        <w:rPr>
-          <w:lang w:val="en-US"/>
-        </w:rPr>
-        <w:t>}</w:t>
-      </w:r>
-      <w:r>
-        <w:rPr>
-          <w:lang w:val="en-US"/>
-        </w:rPr>
-        <w:t xml:space="preserve"> :</w:t>
-      </w:r>
-      <w:proofErr w:type="gramEnd"/>
-      <w:r>
-        <w:rPr>
-          <w:lang w:val="en-US"/>
-        </w:rPr>
-        <w:t xml:space="preserve"> </w:t>
+        <w:t>{time_7_hour}</w:t>
+      </w:r>
+      <w:r>
+        <w:rPr>
+          <w:lang w:val="en-US"/>
+        </w:rPr>
+        <w:t xml:space="preserve"> : </w:t>
       </w:r>
       <w:r>
         <w:rPr>
@@ -1864,7 +1387,19 @@
         <w:rPr>
           <w:lang w:val="es-CO"/>
         </w:rPr>
-        <w:t>{narrative_4}</w:t>
+        <w:t>{narrative_</w:t>
+      </w:r>
+      <w:r>
+        <w:rPr>
+          <w:lang w:val="es-CO"/>
+        </w:rPr>
+        <w:t>5</w:t>
+      </w:r>
+      <w:r>
+        <w:rPr>
+          <w:lang w:val="es-CO"/>
+        </w:rPr>
+        <w:t>}</w:t>
       </w:r>
     </w:p>
     <w:p>
@@ -1884,7 +1419,19 @@
         <w:rPr>
           <w:lang w:val="es-CO"/>
         </w:rPr>
-        <w:t>{narrative_5}</w:t>
+        <w:t>{narrative_</w:t>
+      </w:r>
+      <w:r>
+        <w:rPr>
+          <w:lang w:val="es-CO"/>
+        </w:rPr>
+        <w:t>6</w:t>
+      </w:r>
+      <w:r>
+        <w:rPr>
+          <w:lang w:val="es-CO"/>
+        </w:rPr>
+        <w:t>}</w:t>
       </w:r>
     </w:p>
     <w:p>
@@ -1904,7 +1451,19 @@
         <w:rPr>
           <w:lang w:val="es-CO"/>
         </w:rPr>
-        <w:t>{narrative_6}</w:t>
+        <w:t>{narrative_</w:t>
+      </w:r>
+      <w:r>
+        <w:rPr>
+          <w:lang w:val="es-CO"/>
+        </w:rPr>
+        <w:t>7</w:t>
+      </w:r>
+      <w:r>
+        <w:rPr>
+          <w:lang w:val="es-CO"/>
+        </w:rPr>
+        <w:t>}</w:t>
       </w:r>
     </w:p>
     <w:p>
@@ -1924,7 +1483,19 @@
         <w:rPr>
           <w:lang w:val="es-CO"/>
         </w:rPr>
-        <w:t>{narrative_7}</w:t>
+        <w:t>{narrative_</w:t>
+      </w:r>
+      <w:r>
+        <w:rPr>
+          <w:lang w:val="es-CO"/>
+        </w:rPr>
+        <w:t>8</w:t>
+      </w:r>
+      <w:r>
+        <w:rPr>
+          <w:lang w:val="es-CO"/>
+        </w:rPr>
+        <w:t>}</w:t>
       </w:r>
     </w:p>
     <w:p>
@@ -1944,7 +1515,19 @@
         <w:rPr>
           <w:lang w:val="es-CO"/>
         </w:rPr>
-        <w:t>{narrative_8}</w:t>
+        <w:t>{narrative_</w:t>
+      </w:r>
+      <w:r>
+        <w:rPr>
+          <w:lang w:val="es-CO"/>
+        </w:rPr>
+        <w:t>9</w:t>
+      </w:r>
+      <w:r>
+        <w:rPr>
+          <w:lang w:val="es-CO"/>
+        </w:rPr>
+        <w:t>}</w:t>
       </w:r>
     </w:p>
     <w:p>
@@ -1964,7 +1547,19 @@
         <w:rPr>
           <w:lang w:val="es-CO"/>
         </w:rPr>
-        <w:t>{narrative_9}</w:t>
+        <w:t>{narrative_</w:t>
+      </w:r>
+      <w:r>
+        <w:rPr>
+          <w:lang w:val="es-CO"/>
+        </w:rPr>
+        <w:t>10</w:t>
+      </w:r>
+      <w:r>
+        <w:rPr>
+          <w:lang w:val="es-CO"/>
+        </w:rPr>
+        <w:t>}</w:t>
       </w:r>
     </w:p>
     <w:p>
@@ -2141,7 +1736,19 @@
         <w:rPr>
           <w:lang w:val="es-CO"/>
         </w:rPr>
-        <w:t>{findings_6}</w:t>
+        <w:t>{findings_</w:t>
+      </w:r>
+      <w:r>
+        <w:rPr>
+          <w:lang w:val="es-CO"/>
+        </w:rPr>
+        <w:t>7</w:t>
+      </w:r>
+      <w:r>
+        <w:rPr>
+          <w:lang w:val="es-CO"/>
+        </w:rPr>
+        <w:t>}</w:t>
       </w:r>
     </w:p>
     <w:p>
@@ -2157,7 +1764,19 @@
         <w:rPr>
           <w:lang w:val="es-CO"/>
         </w:rPr>
-        <w:t>{findings_7}</w:t>
+        <w:t>{findings_</w:t>
+      </w:r>
+      <w:r>
+        <w:rPr>
+          <w:lang w:val="es-CO"/>
+        </w:rPr>
+        <w:t>8</w:t>
+      </w:r>
+      <w:r>
+        <w:rPr>
+          <w:lang w:val="es-CO"/>
+        </w:rPr>
+        <w:t>}</w:t>
       </w:r>
     </w:p>
     <w:p>
@@ -2189,7 +1808,19 @@
         <w:rPr>
           <w:lang w:val="es-CO"/>
         </w:rPr>
-        <w:t>{findings_9}</w:t>
+        <w:t>{findings_</w:t>
+      </w:r>
+      <w:r>
+        <w:rPr>
+          <w:lang w:val="es-CO"/>
+        </w:rPr>
+        <w:t>10</w:t>
+      </w:r>
+      <w:r>
+        <w:rPr>
+          <w:lang w:val="es-CO"/>
+        </w:rPr>
+        <w:t>}</w:t>
       </w:r>
     </w:p>
     <w:p>
@@ -2257,7 +1888,7 @@
           <w:u w:color="0000FF"/>
           <w:lang w:val="es-CO"/>
         </w:rPr>
-        <w:t>{findings_10}</w:t>
+        <w:t>{remarks_1}</w:t>
       </w:r>
     </w:p>
     <w:p>
@@ -2272,7 +1903,21 @@
           <w:u w:color="0000FF"/>
           <w:lang w:val="es-CO"/>
         </w:rPr>
-        <w:t>{remarks_1}</w:t>
+        <w:t>{remarks_</w:t>
+      </w:r>
+      <w:r>
+        <w:rPr>
+          <w:u w:color="0000FF"/>
+          <w:lang w:val="es-CO"/>
+        </w:rPr>
+        <w:t>2</w:t>
+      </w:r>
+      <w:r>
+        <w:rPr>
+          <w:u w:color="0000FF"/>
+          <w:lang w:val="es-CO"/>
+        </w:rPr>
+        <w:t>}</w:t>
       </w:r>
     </w:p>
     <w:p>
@@ -2302,7 +1947,7 @@
           <w:u w:color="0000FF"/>
           <w:lang w:val="es-CO"/>
         </w:rPr>
-        <w:t>{remarks_3}</w:t>
+        <w:t>{remarks_4}</w:t>
       </w:r>
     </w:p>
     <w:p>
@@ -2317,7 +1962,7 @@
           <w:u w:color="0000FF"/>
           <w:lang w:val="es-CO"/>
         </w:rPr>
-        <w:t>{remarks_4}</w:t>
+        <w:t>{remarks_5}</w:t>
       </w:r>
     </w:p>
     <w:p>
@@ -2332,7 +1977,7 @@
           <w:u w:color="0000FF"/>
           <w:lang w:val="es-CO"/>
         </w:rPr>
-        <w:t>{remarks_5}</w:t>
+        <w:t>{remarks_6}</w:t>
       </w:r>
     </w:p>
     <w:p>
@@ -2347,7 +1992,7 @@
           <w:u w:color="0000FF"/>
           <w:lang w:val="es-CO"/>
         </w:rPr>
-        <w:t>{remarks_6}</w:t>
+        <w:t>{remarks_7}</w:t>
       </w:r>
     </w:p>
     <w:p>
@@ -2362,7 +2007,21 @@
           <w:u w:color="0000FF"/>
           <w:lang w:val="es-CO"/>
         </w:rPr>
-        <w:t>{remarks_7}</w:t>
+        <w:t>{remarks_</w:t>
+      </w:r>
+      <w:r>
+        <w:rPr>
+          <w:u w:color="0000FF"/>
+          <w:lang w:val="es-CO"/>
+        </w:rPr>
+        <w:t>8</w:t>
+      </w:r>
+      <w:r>
+        <w:rPr>
+          <w:u w:color="0000FF"/>
+          <w:lang w:val="es-CO"/>
+        </w:rPr>
+        <w:t>}</w:t>
       </w:r>
     </w:p>
     <w:p>
@@ -2392,8 +2051,35 @@
           <w:u w:color="0000FF"/>
           <w:lang w:val="es-CO"/>
         </w:rPr>
-        <w:t>{remarks_9}</w:t>
-      </w:r>
+        <w:t>{remarks_</w:t>
+      </w:r>
+      <w:r>
+        <w:rPr>
+          <w:u w:color="0000FF"/>
+          <w:lang w:val="es-CO"/>
+        </w:rPr>
+        <w:t>10</w:t>
+      </w:r>
+      <w:r>
+        <w:rPr>
+          <w:u w:color="0000FF"/>
+          <w:lang w:val="es-CO"/>
+        </w:rPr>
+        <w:t>}</w:t>
+      </w:r>
+    </w:p>
+    <w:p>
+      <w:pPr>
+        <w:pStyle w:val="NormalJustificado"/>
+        <w:numPr>
+          <w:ilvl w:val="0"/>
+          <w:numId w:val="0"/>
+        </w:numPr>
+        <w:ind w:left="1418"/>
+        <w:rPr>
+          <w:u w:color="0000FF"/>
+        </w:rPr>
+      </w:pPr>
     </w:p>
     <w:p>
       <w:pPr>
@@ -2457,7 +2143,22 @@
           <w:u w:color="3366FF"/>
           <w:lang w:val="es-CO"/>
         </w:rPr>
-        <w:t>{conclusion_1}</w:t>
+        <w:lastRenderedPageBreak/>
+        <w:t>{conclusion_</w:t>
+      </w:r>
+      <w:r>
+        <w:rPr>
+          <w:u w:color="3366FF"/>
+          <w:lang w:val="es-CO"/>
+        </w:rPr>
+        <w:t>2</w:t>
+      </w:r>
+      <w:r>
+        <w:rPr>
+          <w:u w:color="3366FF"/>
+          <w:lang w:val="es-CO"/>
+        </w:rPr>
+        <w:t>}</w:t>
       </w:r>
     </w:p>
     <w:p>
@@ -2472,8 +2173,21 @@
           <w:u w:color="3366FF"/>
           <w:lang w:val="es-CO"/>
         </w:rPr>
-        <w:lastRenderedPageBreak/>
-        <w:t>{conclusion_2}</w:t>
+        <w:t>{conclusion_</w:t>
+      </w:r>
+      <w:r>
+        <w:rPr>
+          <w:u w:color="3366FF"/>
+          <w:lang w:val="es-CO"/>
+        </w:rPr>
+        <w:t>3</w:t>
+      </w:r>
+      <w:r>
+        <w:rPr>
+          <w:u w:color="3366FF"/>
+          <w:lang w:val="es-CO"/>
+        </w:rPr>
+        <w:t>}</w:t>
       </w:r>
     </w:p>
     <w:p>
@@ -2488,7 +2202,21 @@
           <w:u w:color="3366FF"/>
           <w:lang w:val="es-CO"/>
         </w:rPr>
-        <w:t>{conclusion_3}</w:t>
+        <w:t>{conclusion_</w:t>
+      </w:r>
+      <w:r>
+        <w:rPr>
+          <w:u w:color="3366FF"/>
+          <w:lang w:val="es-CO"/>
+        </w:rPr>
+        <w:t>4</w:t>
+      </w:r>
+      <w:r>
+        <w:rPr>
+          <w:u w:color="3366FF"/>
+          <w:lang w:val="es-CO"/>
+        </w:rPr>
+        <w:t>}</w:t>
       </w:r>
     </w:p>
     <w:p>
@@ -2503,7 +2231,21 @@
           <w:u w:color="3366FF"/>
           <w:lang w:val="es-CO"/>
         </w:rPr>
-        <w:t>{conclusion_4}</w:t>
+        <w:t>{conclusion_</w:t>
+      </w:r>
+      <w:r>
+        <w:rPr>
+          <w:u w:color="3366FF"/>
+          <w:lang w:val="es-CO"/>
+        </w:rPr>
+        <w:t>5</w:t>
+      </w:r>
+      <w:r>
+        <w:rPr>
+          <w:u w:color="3366FF"/>
+          <w:lang w:val="es-CO"/>
+        </w:rPr>
+        <w:t>}</w:t>
       </w:r>
     </w:p>
     <w:p>
@@ -2518,7 +2260,21 @@
           <w:u w:color="3366FF"/>
           <w:lang w:val="es-CO"/>
         </w:rPr>
-        <w:t>{conclusion_5}</w:t>
+        <w:t>{conclusion_</w:t>
+      </w:r>
+      <w:r>
+        <w:rPr>
+          <w:u w:color="3366FF"/>
+          <w:lang w:val="es-CO"/>
+        </w:rPr>
+        <w:t>6</w:t>
+      </w:r>
+      <w:r>
+        <w:rPr>
+          <w:u w:color="3366FF"/>
+          <w:lang w:val="es-CO"/>
+        </w:rPr>
+        <w:t>}</w:t>
       </w:r>
     </w:p>
     <w:p>
@@ -2533,7 +2289,21 @@
           <w:u w:color="3366FF"/>
           <w:lang w:val="es-CO"/>
         </w:rPr>
-        <w:t>{conclusion_6}</w:t>
+        <w:t>{conclusion_</w:t>
+      </w:r>
+      <w:r>
+        <w:rPr>
+          <w:u w:color="3366FF"/>
+          <w:lang w:val="es-CO"/>
+        </w:rPr>
+        <w:t>7</w:t>
+      </w:r>
+      <w:r>
+        <w:rPr>
+          <w:u w:color="3366FF"/>
+          <w:lang w:val="es-CO"/>
+        </w:rPr>
+        <w:t>}</w:t>
       </w:r>
     </w:p>
     <w:p>
@@ -2548,7 +2318,21 @@
           <w:u w:color="3366FF"/>
           <w:lang w:val="es-CO"/>
         </w:rPr>
-        <w:t>{conclusion_7}</w:t>
+        <w:t>{conclusion_</w:t>
+      </w:r>
+      <w:r>
+        <w:rPr>
+          <w:u w:color="3366FF"/>
+          <w:lang w:val="es-CO"/>
+        </w:rPr>
+        <w:t>8</w:t>
+      </w:r>
+      <w:r>
+        <w:rPr>
+          <w:u w:color="3366FF"/>
+          <w:lang w:val="es-CO"/>
+        </w:rPr>
+        <w:t>}</w:t>
       </w:r>
     </w:p>
     <w:p>
@@ -2563,7 +2347,21 @@
           <w:u w:color="3366FF"/>
           <w:lang w:val="es-CO"/>
         </w:rPr>
-        <w:t>{conclusion_8}</w:t>
+        <w:t>{conclusion_</w:t>
+      </w:r>
+      <w:r>
+        <w:rPr>
+          <w:u w:color="3366FF"/>
+          <w:lang w:val="es-CO"/>
+        </w:rPr>
+        <w:t>9</w:t>
+      </w:r>
+      <w:r>
+        <w:rPr>
+          <w:u w:color="3366FF"/>
+          <w:lang w:val="es-CO"/>
+        </w:rPr>
+        <w:t>}</w:t>
       </w:r>
     </w:p>
     <w:p>
@@ -2578,7 +2376,21 @@
           <w:u w:color="3366FF"/>
           <w:lang w:val="es-CO"/>
         </w:rPr>
-        <w:t>{conclusion_9}</w:t>
+        <w:t>{conclusion_</w:t>
+      </w:r>
+      <w:r>
+        <w:rPr>
+          <w:u w:color="3366FF"/>
+          <w:lang w:val="es-CO"/>
+        </w:rPr>
+        <w:t>10</w:t>
+      </w:r>
+      <w:r>
+        <w:rPr>
+          <w:u w:color="3366FF"/>
+          <w:lang w:val="es-CO"/>
+        </w:rPr>
+        <w:t>}</w:t>
       </w:r>
     </w:p>
     <w:p>
@@ -2640,23 +2452,7 @@
           <w:b/>
           <w:lang w:val="en-US"/>
         </w:rPr>
-        <w:t xml:space="preserve">THIS BONAFIDE REPORT </w:t>
-      </w:r>
-      <w:proofErr w:type="gramStart"/>
-      <w:r>
-        <w:rPr>
-          <w:b/>
-          <w:lang w:val="en-US"/>
-        </w:rPr>
-        <w:t>IS ISSUED</w:t>
-      </w:r>
-      <w:proofErr w:type="gramEnd"/>
-      <w:r>
-        <w:rPr>
-          <w:b/>
-          <w:lang w:val="en-US"/>
-        </w:rPr>
-        <w:t xml:space="preserve"> WITHOUT PREJUDICE AND IS FOR THE BENEFIT OF WHOM IT MAY CONCERN, AND WE RESERVE OUR RIGHT TO AMEND AND/OR EXTEND THIS REPORT SHOULD NEW INFORMATION COME TO OUR KNOWLEDGE</w:t>
+        <w:t>THIS BONAFIDE REPORT IS ISSUED WITHOUT PREJUDICE AND IS FOR THE BENEFIT OF WHOM IT MAY CONCERN, AND WE RESERVE OUR RIGHT TO AMEND AND/OR EXTEND THIS REPORT SHOULD NEW INFORMATION COME TO OUR KNOWLEDGE</w:t>
       </w:r>
     </w:p>
     <w:p>
@@ -2835,11 +2631,7 @@
         <w:pStyle w:val="NormalJustificado"/>
       </w:pPr>
       <w:r>
-        <w:t xml:space="preserve">Link </w:t>
-      </w:r>
-      <w:proofErr w:type="gramStart"/>
-      <w:r>
-        <w:t>picture:</w:t>
+        <w:t>Link picture:</w:t>
       </w:r>
       <w:r>
         <w:t xml:space="preserve"> </w:t>
@@ -2848,22 +2640,7 @@
         <w:rPr>
           <w:lang w:val="es-CO"/>
         </w:rPr>
-        <w:t>{</w:t>
-      </w:r>
-      <w:proofErr w:type="spellStart"/>
-      <w:proofErr w:type="gramEnd"/>
-      <w:r>
-        <w:rPr>
-          <w:lang w:val="es-CO"/>
-        </w:rPr>
-        <w:t>link_picture</w:t>
-      </w:r>
-      <w:proofErr w:type="spellEnd"/>
-      <w:r>
-        <w:rPr>
-          <w:lang w:val="es-CO"/>
-        </w:rPr>
-        <w:t>}</w:t>
+        <w:t>{link_picture}</w:t>
       </w:r>
     </w:p>
     <w:p>
@@ -3246,91 +3023,55 @@
         <w:sz w:val="12"/>
         <w:lang w:val="en-US"/>
       </w:rPr>
-      <w:t>{</w:t>
+      <w:t>{report_number}</w:t>
     </w:r>
-    <w:proofErr w:type="spellStart"/>
+    <w:r>
+      <w:rPr>
+        <w:color w:val="000000"/>
+        <w:sz w:val="12"/>
+        <w:lang w:val="en-GB"/>
+      </w:rPr>
+      <w:t xml:space="preserve"> </w:t>
+    </w:r>
+    <w:r>
+      <w:rPr>
+        <w:color w:val="000000"/>
+        <w:sz w:val="12"/>
+        <w:lang w:val="en-GB"/>
+      </w:rPr>
+      <w:t>MV</w:t>
+    </w:r>
+    <w:r>
+      <w:rPr>
+        <w:color w:val="000000"/>
+        <w:sz w:val="12"/>
+        <w:lang w:val="en-GB"/>
+      </w:rPr>
+      <w:t xml:space="preserve"> </w:t>
+    </w:r>
     <w:r>
       <w:rPr>
         <w:color w:val="000000"/>
         <w:sz w:val="12"/>
         <w:lang w:val="en-US"/>
       </w:rPr>
-      <w:t>report_number</w:t>
+      <w:t xml:space="preserve">{vessel} </w:t>
     </w:r>
-    <w:proofErr w:type="spellEnd"/>
+    <w:r>
+      <w:rPr>
+        <w:color w:val="000000"/>
+        <w:sz w:val="12"/>
+        <w:lang w:val="en-GB"/>
+      </w:rPr>
+      <w:t xml:space="preserve"> </w:t>
+    </w:r>
     <w:r>
       <w:rPr>
         <w:color w:val="000000"/>
         <w:sz w:val="12"/>
         <w:lang w:val="en-US"/>
       </w:rPr>
-      <w:t>}</w:t>
-    </w:r>
-    <w:r>
-      <w:rPr>
-        <w:color w:val="000000"/>
-        <w:sz w:val="12"/>
-        <w:lang w:val="en-GB"/>
-      </w:rPr>
-      <w:t xml:space="preserve"> </w:t>
-    </w:r>
-    <w:r>
-      <w:rPr>
-        <w:color w:val="000000"/>
-        <w:sz w:val="12"/>
-        <w:lang w:val="en-GB"/>
-      </w:rPr>
-      <w:t>MV</w:t>
-    </w:r>
-    <w:r>
-      <w:rPr>
-        <w:color w:val="000000"/>
-        <w:sz w:val="12"/>
-        <w:lang w:val="en-GB"/>
-      </w:rPr>
-      <w:t xml:space="preserve"> </w:t>
-    </w:r>
-    <w:r>
-      <w:rPr>
-        <w:color w:val="000000"/>
-        <w:sz w:val="12"/>
-        <w:lang w:val="en-US"/>
-      </w:rPr>
-      <w:t>{</w:t>
-    </w:r>
-    <w:proofErr w:type="gramStart"/>
-    <w:r>
-      <w:rPr>
-        <w:color w:val="000000"/>
-        <w:sz w:val="12"/>
-        <w:lang w:val="en-US"/>
-      </w:rPr>
-      <w:t xml:space="preserve">vessel} </w:t>
-    </w:r>
-    <w:r>
-      <w:rPr>
-        <w:color w:val="000000"/>
-        <w:sz w:val="12"/>
-        <w:lang w:val="en-GB"/>
-      </w:rPr>
-      <w:t xml:space="preserve"> </w:t>
-    </w:r>
-    <w:r>
-      <w:rPr>
-        <w:color w:val="000000"/>
-        <w:sz w:val="12"/>
-        <w:lang w:val="en-US"/>
-      </w:rPr>
-      <w:t>{</w:t>
-    </w:r>
-    <w:proofErr w:type="gramEnd"/>
-    <w:r>
-      <w:rPr>
-        <w:color w:val="000000"/>
-        <w:sz w:val="12"/>
-        <w:lang w:val="en-US"/>
-      </w:rPr>
-      <w:t>operation}</w:t>
+      <w:t>{operation}</w:t>
     </w:r>
     <w:r>
       <w:rPr>
@@ -3577,24 +3318,8 @@
           </w14:srgbClr>
         </w14:shadow>
       </w:rPr>
-      <w:t xml:space="preserve">CERT </w:t>
+      <w:t>CERT Nº</w:t>
     </w:r>
-    <w:proofErr w:type="spellStart"/>
-    <w:r>
-      <w:rPr>
-        <w:b/>
-        <w:color w:val="0000FF"/>
-        <w:spacing w:val="22"/>
-        <w:sz w:val="20"/>
-        <w14:shadow w14:blurRad="50800" w14:dist="38100" w14:dir="2700000" w14:sx="100000" w14:sy="100000" w14:kx="0" w14:ky="0" w14:algn="tl">
-          <w14:srgbClr w14:val="000000">
-            <w14:alpha w14:val="60000"/>
-          </w14:srgbClr>
-        </w14:shadow>
-      </w:rPr>
-      <w:t>Nº</w:t>
-    </w:r>
-    <w:proofErr w:type="spellEnd"/>
     <w:r>
       <w:t xml:space="preserve"> </w:t>
     </w:r>
@@ -3610,37 +3335,7 @@
           </w14:srgbClr>
         </w14:shadow>
       </w:rPr>
-      <w:t>{</w:t>
-    </w:r>
-    <w:proofErr w:type="spellStart"/>
-    <w:r>
-      <w:rPr>
-        <w:b/>
-        <w:color w:val="000000"/>
-        <w:spacing w:val="22"/>
-        <w:sz w:val="20"/>
-        <w14:shadow w14:blurRad="50800" w14:dist="38100" w14:dir="2700000" w14:sx="100000" w14:sy="100000" w14:kx="0" w14:ky="0" w14:algn="tl">
-          <w14:srgbClr w14:val="000000">
-            <w14:alpha w14:val="60000"/>
-          </w14:srgbClr>
-        </w14:shadow>
-      </w:rPr>
-      <w:t>report_number</w:t>
-    </w:r>
-    <w:proofErr w:type="spellEnd"/>
-    <w:r>
-      <w:rPr>
-        <w:b/>
-        <w:color w:val="000000"/>
-        <w:spacing w:val="22"/>
-        <w:sz w:val="20"/>
-        <w14:shadow w14:blurRad="50800" w14:dist="38100" w14:dir="2700000" w14:sx="100000" w14:sy="100000" w14:kx="0" w14:ky="0" w14:algn="tl">
-          <w14:srgbClr w14:val="000000">
-            <w14:alpha w14:val="60000"/>
-          </w14:srgbClr>
-        </w14:shadow>
-      </w:rPr>
-      <w:t>}</w:t>
+      <w:t>{report_number}</w:t>
     </w:r>
     <w:r>
       <w:rPr>
@@ -6737,6 +6432,7 @@
   <w:style w:type="character" w:default="1" w:styleId="DefaultParagraphFont">
     <w:name w:val="Default Paragraph Font"/>
     <w:uiPriority w:val="1"/>
+    <w:semiHidden/>
     <w:unhideWhenUsed/>
   </w:style>
   <w:style w:type="table" w:default="1" w:styleId="TableNormal">
